--- a/Actividades/Actividad 2.1 Ensayo_AmilcarCorona_SIM_5ISCE.docx
+++ b/Actividades/Actividad 2.1 Ensayo_AmilcarCorona_SIM_5ISCE.docx
@@ -884,7 +884,7 @@
           <w:szCs w:val="24"/>
           <w:lang w:val="es-MX"/>
         </w:rPr>
-        <w:t>La simulación por computadora se ha convertido en una herramienta indispensable en la ingeniería moderna para analizar, modelar y predecir el comportamiento de sistemas complejos sin necesidad de arriesgar recursos en entornos reales. Detrás de cualquier modelo estocástico exitoso se encuentra un elemento fundamental: los números pseudoaleatorios. Estos actúan como el motor de la incertidumbre, permitiendo replicar fenómenos del mundo real que involucran azar o variabilidad.</w:t>
+        <w:t>Actualmente, las computadoras se utilizan para resolver problemas que en muchas ocasiones son difíciles de analizar de manera directa. Una de las herramientas que permiten estudiar estas situaciones es la simulación, ya que mediante ella podemos representar el comportamiento de un sistema sin necesidad de realizar pruebas en la vida real.</w:t>
       </w:r>
     </w:p>
     <w:p>
@@ -905,7 +905,49 @@
           <w:szCs w:val="24"/>
           <w:lang w:val="es-MX"/>
         </w:rPr>
-        <w:t>Sin embargo, generar números que aparenten ser completamente aleatorios a partir de algoritmos deterministas no es una tarea sencilla; requiere un rigor matemático estricto y un proceso riguroso de validación estadística. Asimismo, cuando estos números se integran en metodologías de cálculo avanzadas, como el Método de Monte Carlo, se transforman en una solución potente para resolver problemas matemáticos y físicos complejos. Este ensayo explora los fundamentos de la generación pseudoaleatoria, las pruebas necesarias para comprobar su calidad y la aplicación práctica del modelado estocástico.</w:t>
+        <w:t>Dentro de la simulación, los números pseudoaleatorios tienen una función muy importante, porque permiten generar diferentes situaciones y resultados mediante operaciones matemáticas. Aunque estos números parecen ser completamente aleatorios, en realidad se producen utilizando métodos y algoritmos establecidos.</w:t>
+      </w:r>
+    </w:p>
+    <w:p>
+      <w:pPr>
+        <w:spacing w:before="100" w:beforeAutospacing="1" w:after="100" w:afterAutospacing="1" w:line="240" w:lineRule="auto"/>
+        <w:ind w:left="0" w:right="0" w:firstLine="0"/>
+        <w:rPr>
+          <w:rFonts w:eastAsia="Times New Roman"/>
+          <w:color w:val="auto"/>
+          <w:szCs w:val="24"/>
+          <w:lang w:val="es-MX"/>
+        </w:rPr>
+      </w:pPr>
+      <w:r>
+        <w:rPr>
+          <w:rFonts w:eastAsia="Times New Roman"/>
+          <w:color w:val="auto"/>
+          <w:szCs w:val="24"/>
+          <w:lang w:val="es-MX"/>
+        </w:rPr>
+        <w:t>Por otra parte, existen pruebas estadísticas que permiten comprobar si los números generados tienen las características necesarias para utilizarse en una simulación. Esto es importante porque los resultados podrían ser poco confiables si los números presentan patrones o comportamientos incorrectos.</w:t>
+      </w:r>
+    </w:p>
+    <w:p>
+      <w:pPr>
+        <w:spacing w:before="100" w:beforeAutospacing="1" w:after="100" w:afterAutospacing="1" w:line="240" w:lineRule="auto"/>
+        <w:ind w:left="0" w:right="0" w:firstLine="0"/>
+        <w:rPr>
+          <w:rFonts w:eastAsia="Times New Roman"/>
+          <w:color w:val="auto"/>
+          <w:szCs w:val="24"/>
+          <w:lang w:val="es-MX"/>
+        </w:rPr>
+      </w:pPr>
+      <w:r>
+        <w:rPr>
+          <w:rFonts w:eastAsia="Times New Roman"/>
+          <w:color w:val="auto"/>
+          <w:szCs w:val="24"/>
+          <w:lang w:val="es-MX"/>
+        </w:rPr>
+        <w:t>En este ensayo se explicarán los métodos de generación de números pseudoaleatorios, las principales pruebas estadísticas y el método de Monte Carlo, incluyendo sus características, aplicaciones y utilidad para resolver problemas.</w:t>
       </w:r>
     </w:p>
     <w:p>
@@ -914,11 +956,15 @@
         <w:ind w:left="0" w:right="0" w:firstLine="0"/>
         <w:jc w:val="left"/>
         <w:rPr>
-          <w:lang w:val="es-MX"/>
-        </w:rPr>
-      </w:pPr>
-      <w:r>
-        <w:rPr>
+          <w:b/>
+          <w:sz w:val="28"/>
+          <w:lang w:val="es-MX"/>
+        </w:rPr>
+      </w:pPr>
+      <w:r>
+        <w:rPr>
+          <w:b/>
+          <w:sz w:val="28"/>
           <w:lang w:val="es-MX"/>
         </w:rPr>
         <w:br w:type="page"/>
@@ -1011,7 +1057,6 @@
       <w:pPr>
         <w:spacing w:after="160" w:line="259" w:lineRule="auto"/>
         <w:ind w:left="0" w:right="0" w:firstLine="0"/>
-        <w:jc w:val="left"/>
         <w:rPr>
           <w:lang w:val="es-MX"/>
         </w:rPr>
@@ -1025,36 +1070,1261 @@
     </w:p>
     <w:p>
       <w:pPr>
-        <w:spacing w:before="100" w:beforeAutospacing="1" w:after="100" w:afterAutospacing="1" w:line="240" w:lineRule="auto"/>
-        <w:ind w:left="0" w:right="0" w:firstLine="0"/>
-        <w:outlineLvl w:val="2"/>
-        <w:rPr>
-          <w:rFonts w:eastAsia="Times New Roman"/>
-          <w:b/>
-          <w:bCs/>
-          <w:color w:val="auto"/>
-          <w:sz w:val="27"/>
-          <w:szCs w:val="27"/>
-          <w:lang w:val="es-MX"/>
-        </w:rPr>
-      </w:pPr>
-      <w:r>
-        <w:rPr>
-          <w:rFonts w:eastAsia="Times New Roman"/>
-          <w:b/>
-          <w:bCs/>
-          <w:color w:val="auto"/>
-          <w:sz w:val="27"/>
-          <w:szCs w:val="27"/>
+        <w:pStyle w:val="Ttulo3"/>
+        <w:jc w:val="both"/>
+        <w:rPr>
+          <w:rFonts w:ascii="Arial" w:hAnsi="Arial" w:cs="Arial"/>
+          <w:lang w:val="es-MX"/>
+        </w:rPr>
+      </w:pPr>
+      <w:r>
+        <w:rPr>
+          <w:rFonts w:ascii="Arial" w:hAnsi="Arial" w:cs="Arial"/>
           <w:lang w:val="es-MX"/>
         </w:rPr>
         <w:lastRenderedPageBreak/>
-        <w:t>1. Métodos de generación de números pseudoaleatorios</w:t>
-      </w:r>
-    </w:p>
-    <w:p>
-      <w:pPr>
-        <w:spacing w:before="100" w:beforeAutospacing="1" w:after="100" w:afterAutospacing="1" w:line="240" w:lineRule="auto"/>
+        <w:t xml:space="preserve">1. </w:t>
+      </w:r>
+      <w:r>
+        <w:rPr>
+          <w:rFonts w:ascii="Arial" w:hAnsi="Arial" w:cs="Arial"/>
+          <w:lang w:val="es-MX"/>
+        </w:rPr>
+        <w:t>2. Números pseudoaleatorios</w:t>
+      </w:r>
+    </w:p>
+    <w:p>
+      <w:pPr>
+        <w:pStyle w:val="NormalWeb"/>
+        <w:jc w:val="both"/>
+        <w:rPr>
+          <w:rFonts w:ascii="Arial" w:hAnsi="Arial" w:cs="Arial"/>
+          <w:lang w:val="es-MX"/>
+        </w:rPr>
+      </w:pPr>
+      <w:r>
+        <w:rPr>
+          <w:rFonts w:ascii="Arial" w:hAnsi="Arial" w:cs="Arial"/>
+          <w:lang w:val="es-MX"/>
+        </w:rPr>
+        <w:t>Los números pseudoaleatorios son valores generados mediante algoritmos matemáticos que buscan imitar el comportamiento de los números aleatorios. Su principal característica es que parecen no seguir un orden determinado, aunque realmente se obtienen mediante una serie de operaciones previamente establecidas.</w:t>
+      </w:r>
+    </w:p>
+    <w:p>
+      <w:pPr>
+        <w:pStyle w:val="NormalWeb"/>
+        <w:jc w:val="both"/>
+        <w:rPr>
+          <w:rFonts w:ascii="Arial" w:hAnsi="Arial" w:cs="Arial"/>
+          <w:lang w:val="es-MX"/>
+        </w:rPr>
+      </w:pPr>
+      <w:r>
+        <w:rPr>
+          <w:rFonts w:ascii="Arial" w:hAnsi="Arial" w:cs="Arial"/>
+          <w:lang w:val="es-MX"/>
+        </w:rPr>
+        <w:t>Estos números normalmente se representan mediante valores decimales entre 0 y 1, lo que permite utilizarlos para simular probabilidades y diferentes acontecimientos.</w:t>
+      </w:r>
+    </w:p>
+    <w:p>
+      <w:pPr>
+        <w:pStyle w:val="NormalWeb"/>
+        <w:jc w:val="both"/>
+        <w:rPr>
+          <w:rFonts w:ascii="Arial" w:hAnsi="Arial" w:cs="Arial"/>
+          <w:lang w:val="es-MX"/>
+        </w:rPr>
+      </w:pPr>
+      <w:r>
+        <w:rPr>
+          <w:rFonts w:ascii="Arial" w:hAnsi="Arial" w:cs="Arial"/>
+          <w:lang w:val="es-MX"/>
+        </w:rPr>
+        <w:t>Por ejemplo, si queremos simular la cantidad de clientes que llegan a una tienda durante el día, podemos utilizar números pseudoaleatorios para representar diferentes cantidades de personas y analizar cómo se comportaría el negocio.</w:t>
+      </w:r>
+    </w:p>
+    <w:p>
+      <w:pPr>
+        <w:pStyle w:val="NormalWeb"/>
+        <w:jc w:val="both"/>
+        <w:rPr>
+          <w:rFonts w:ascii="Arial" w:hAnsi="Arial" w:cs="Arial"/>
+          <w:lang w:val="es-MX"/>
+        </w:rPr>
+      </w:pPr>
+      <w:r>
+        <w:rPr>
+          <w:rFonts w:ascii="Arial" w:hAnsi="Arial" w:cs="Arial"/>
+          <w:lang w:val="es-MX"/>
+        </w:rPr>
+        <w:t>Su importancia está en que permiten realizar experimentos sin depender completamente de situaciones reales, ayudando a ahorrar tiempo y recursos. Sin embargo, para que sean útiles, deben presentar buenas propiedades estadísticas.</w:t>
+      </w:r>
+    </w:p>
+    <w:p>
+      <w:pPr>
+        <w:pStyle w:val="Ttulo3"/>
+        <w:jc w:val="both"/>
+        <w:rPr>
+          <w:rFonts w:ascii="Arial" w:hAnsi="Arial" w:cs="Arial"/>
+          <w:lang w:val="es-MX"/>
+        </w:rPr>
+      </w:pPr>
+      <w:r>
+        <w:rPr>
+          <w:rFonts w:ascii="Arial" w:hAnsi="Arial" w:cs="Arial"/>
+          <w:lang w:val="es-MX"/>
+        </w:rPr>
+        <w:t>2.1 Métodos de generación de números pseudoaleatorios</w:t>
+      </w:r>
+    </w:p>
+    <w:p>
+      <w:pPr>
+        <w:pStyle w:val="NormalWeb"/>
+        <w:jc w:val="both"/>
+        <w:rPr>
+          <w:rFonts w:ascii="Arial" w:hAnsi="Arial" w:cs="Arial"/>
+          <w:lang w:val="es-MX"/>
+        </w:rPr>
+      </w:pPr>
+      <w:r>
+        <w:rPr>
+          <w:rFonts w:ascii="Arial" w:hAnsi="Arial" w:cs="Arial"/>
+          <w:lang w:val="es-MX"/>
+        </w:rPr>
+        <w:t>Existen diferentes métodos para generar números pseudoaleatorios. Cada uno utiliza procedimientos matemáticos que permiten obtener una secuencia de valores.</w:t>
+      </w:r>
+    </w:p>
+    <w:p>
+      <w:pPr>
+        <w:pStyle w:val="NormalWeb"/>
+        <w:jc w:val="both"/>
+        <w:rPr>
+          <w:rFonts w:ascii="Arial" w:hAnsi="Arial" w:cs="Arial"/>
+          <w:lang w:val="es-MX"/>
+        </w:rPr>
+      </w:pPr>
+      <w:r>
+        <w:rPr>
+          <w:rFonts w:ascii="Arial" w:hAnsi="Arial" w:cs="Arial"/>
+          <w:lang w:val="es-MX"/>
+        </w:rPr>
+        <w:t xml:space="preserve">Uno de ellos es el </w:t>
+      </w:r>
+      <w:r>
+        <w:rPr>
+          <w:rStyle w:val="Textoennegrita"/>
+          <w:rFonts w:ascii="Arial" w:hAnsi="Arial" w:cs="Arial"/>
+          <w:lang w:val="es-MX"/>
+        </w:rPr>
+        <w:t>método de cuadrados medios</w:t>
+      </w:r>
+      <w:r>
+        <w:rPr>
+          <w:rFonts w:ascii="Arial" w:hAnsi="Arial" w:cs="Arial"/>
+          <w:lang w:val="es-MX"/>
+        </w:rPr>
+        <w:t>, que consiste en seleccionar un número inicial, elevarlo al cuadrado y tomar los dígitos centrales del resultado para generar un nuevo número. Este proceso se repite varias veces para obtener una secuencia. Aunque es sencillo de comprender, tiene la desventaja de que puede producir números repetidos o secuencias cortas.</w:t>
+      </w:r>
+    </w:p>
+    <w:p>
+      <w:pPr>
+        <w:pStyle w:val="NormalWeb"/>
+        <w:jc w:val="both"/>
+        <w:rPr>
+          <w:rFonts w:ascii="Arial" w:hAnsi="Arial" w:cs="Arial"/>
+          <w:lang w:val="es-MX"/>
+        </w:rPr>
+      </w:pPr>
+      <w:r>
+        <w:rPr>
+          <w:rFonts w:ascii="Arial" w:hAnsi="Arial" w:cs="Arial"/>
+          <w:lang w:val="es-MX"/>
+        </w:rPr>
+        <w:t xml:space="preserve">Otro método es el </w:t>
+      </w:r>
+      <w:proofErr w:type="spellStart"/>
+      <w:r>
+        <w:rPr>
+          <w:rStyle w:val="Textoennegrita"/>
+          <w:rFonts w:ascii="Arial" w:hAnsi="Arial" w:cs="Arial"/>
+          <w:lang w:val="es-MX"/>
+        </w:rPr>
+        <w:t>congruencial</w:t>
+      </w:r>
+      <w:proofErr w:type="spellEnd"/>
+      <w:r>
+        <w:rPr>
+          <w:rStyle w:val="Textoennegrita"/>
+          <w:rFonts w:ascii="Arial" w:hAnsi="Arial" w:cs="Arial"/>
+          <w:lang w:val="es-MX"/>
+        </w:rPr>
+        <w:t xml:space="preserve"> lineal</w:t>
+      </w:r>
+      <w:r>
+        <w:rPr>
+          <w:rFonts w:ascii="Arial" w:hAnsi="Arial" w:cs="Arial"/>
+          <w:lang w:val="es-MX"/>
+        </w:rPr>
+        <w:t>, que utiliza una fórmula matemática donde intervienen un número inicial, un multiplicador, un incremento y un módulo. A partir de estos valores se genera una secuencia que puede utilizarse en diferentes simulaciones.</w:t>
+      </w:r>
+    </w:p>
+    <w:p>
+      <w:pPr>
+        <w:pStyle w:val="NormalWeb"/>
+        <w:jc w:val="both"/>
+        <w:rPr>
+          <w:rFonts w:ascii="Arial" w:hAnsi="Arial" w:cs="Arial"/>
+          <w:lang w:val="es-MX"/>
+        </w:rPr>
+      </w:pPr>
+      <w:r>
+        <w:rPr>
+          <w:rFonts w:ascii="Arial" w:hAnsi="Arial" w:cs="Arial"/>
+          <w:lang w:val="es-MX"/>
+        </w:rPr>
+        <w:t xml:space="preserve">También existe el </w:t>
+      </w:r>
+      <w:r>
+        <w:rPr>
+          <w:rStyle w:val="Textoennegrita"/>
+          <w:rFonts w:ascii="Arial" w:hAnsi="Arial" w:cs="Arial"/>
+          <w:lang w:val="es-MX"/>
+        </w:rPr>
+        <w:t xml:space="preserve">método </w:t>
+      </w:r>
+      <w:proofErr w:type="spellStart"/>
+      <w:r>
+        <w:rPr>
+          <w:rStyle w:val="Textoennegrita"/>
+          <w:rFonts w:ascii="Arial" w:hAnsi="Arial" w:cs="Arial"/>
+          <w:lang w:val="es-MX"/>
+        </w:rPr>
+        <w:t>congruencial</w:t>
+      </w:r>
+      <w:proofErr w:type="spellEnd"/>
+      <w:r>
+        <w:rPr>
+          <w:rStyle w:val="Textoennegrita"/>
+          <w:rFonts w:ascii="Arial" w:hAnsi="Arial" w:cs="Arial"/>
+          <w:lang w:val="es-MX"/>
+        </w:rPr>
+        <w:t xml:space="preserve"> multiplicativo</w:t>
+      </w:r>
+      <w:r>
+        <w:rPr>
+          <w:rFonts w:ascii="Arial" w:hAnsi="Arial" w:cs="Arial"/>
+          <w:lang w:val="es-MX"/>
+        </w:rPr>
+        <w:t>, que es parecido al anterior, pero no utiliza el incremento. Su funcionamiento depende de la multiplicación y del módulo seleccionado.</w:t>
+      </w:r>
+    </w:p>
+    <w:p>
+      <w:pPr>
+        <w:pStyle w:val="NormalWeb"/>
+        <w:jc w:val="both"/>
+        <w:rPr>
+          <w:rFonts w:ascii="Arial" w:hAnsi="Arial" w:cs="Arial"/>
+          <w:lang w:val="es-MX"/>
+        </w:rPr>
+      </w:pPr>
+      <w:r>
+        <w:rPr>
+          <w:rFonts w:ascii="Arial" w:hAnsi="Arial" w:cs="Arial"/>
+          <w:lang w:val="es-MX"/>
+        </w:rPr>
+        <w:t>Estos métodos demuestran que no es necesario generar números completamente al azar para realizar una simulación. Lo importante es seleccionar un algoritmo adecuado y comprobar que los valores generados sean útiles para el problema que se desea estudiar.</w:t>
+      </w:r>
+    </w:p>
+    <w:p>
+      <w:pPr>
+        <w:pStyle w:val="NormalWeb"/>
+        <w:jc w:val="both"/>
+        <w:rPr>
+          <w:rFonts w:ascii="Arial" w:hAnsi="Arial" w:cs="Arial"/>
+          <w:lang w:val="es-MX"/>
+        </w:rPr>
+      </w:pPr>
+    </w:p>
+    <w:p>
+      <w:pPr>
+        <w:pStyle w:val="Ttulo3"/>
+        <w:jc w:val="both"/>
+        <w:rPr>
+          <w:rFonts w:ascii="Arial" w:hAnsi="Arial" w:cs="Arial"/>
+          <w:lang w:val="es-MX"/>
+        </w:rPr>
+      </w:pPr>
+      <w:r>
+        <w:rPr>
+          <w:rFonts w:ascii="Arial" w:hAnsi="Arial" w:cs="Arial"/>
+          <w:lang w:val="es-MX"/>
+        </w:rPr>
+        <w:lastRenderedPageBreak/>
+        <w:t>2.2 Pruebas estadísticas</w:t>
+      </w:r>
+    </w:p>
+    <w:p>
+      <w:pPr>
+        <w:pStyle w:val="NormalWeb"/>
+        <w:jc w:val="both"/>
+        <w:rPr>
+          <w:rFonts w:ascii="Arial" w:hAnsi="Arial" w:cs="Arial"/>
+          <w:lang w:val="es-MX"/>
+        </w:rPr>
+      </w:pPr>
+      <w:r>
+        <w:rPr>
+          <w:rFonts w:ascii="Arial" w:hAnsi="Arial" w:cs="Arial"/>
+          <w:lang w:val="es-MX"/>
+        </w:rPr>
+        <w:t>Después de generar una secuencia de números pseudoaleatorios, es necesario analizar su comportamiento mediante pruebas estadísticas. Estas pruebas permiten identificar posibles problemas dentro de los números obtenidos.</w:t>
+      </w:r>
+    </w:p>
+    <w:p>
+      <w:pPr>
+        <w:pStyle w:val="NormalWeb"/>
+        <w:jc w:val="both"/>
+        <w:rPr>
+          <w:rFonts w:ascii="Arial" w:hAnsi="Arial" w:cs="Arial"/>
+          <w:lang w:val="es-MX"/>
+        </w:rPr>
+      </w:pPr>
+      <w:r>
+        <w:rPr>
+          <w:rFonts w:ascii="Arial" w:hAnsi="Arial" w:cs="Arial"/>
+          <w:lang w:val="es-MX"/>
+        </w:rPr>
+        <w:t>Su finalidad es comprobar si los valores cumplen con ciertas características que los hacen apropiados para una simulación. Entre las principales se encuentran las pruebas de uniformidad, aleatoriedad e independencia.</w:t>
+      </w:r>
+    </w:p>
+    <w:p>
+      <w:pPr>
+        <w:pStyle w:val="NormalWeb"/>
+        <w:jc w:val="both"/>
+        <w:rPr>
+          <w:rFonts w:ascii="Arial" w:hAnsi="Arial" w:cs="Arial"/>
+          <w:lang w:val="es-MX"/>
+        </w:rPr>
+      </w:pPr>
+      <w:r>
+        <w:rPr>
+          <w:rFonts w:ascii="Arial" w:hAnsi="Arial" w:cs="Arial"/>
+          <w:lang w:val="es-MX"/>
+        </w:rPr>
+        <w:t>Aunque una secuencia supere estas pruebas, esto no garantiza que sea completamente aleatoria. Sin embargo, proporciona información importante para evaluar su calidad.</w:t>
+      </w:r>
+    </w:p>
+    <w:p>
+      <w:pPr>
+        <w:pStyle w:val="Ttulo3"/>
+        <w:jc w:val="both"/>
+        <w:rPr>
+          <w:rFonts w:ascii="Arial" w:hAnsi="Arial" w:cs="Arial"/>
+          <w:lang w:val="es-MX"/>
+        </w:rPr>
+      </w:pPr>
+      <w:r>
+        <w:rPr>
+          <w:rFonts w:ascii="Arial" w:hAnsi="Arial" w:cs="Arial"/>
+          <w:lang w:val="es-MX"/>
+        </w:rPr>
+        <w:t>2.2.1 Pruebas de uniformidad</w:t>
+      </w:r>
+    </w:p>
+    <w:p>
+      <w:pPr>
+        <w:pStyle w:val="NormalWeb"/>
+        <w:jc w:val="both"/>
+        <w:rPr>
+          <w:rFonts w:ascii="Arial" w:hAnsi="Arial" w:cs="Arial"/>
+          <w:lang w:val="es-MX"/>
+        </w:rPr>
+      </w:pPr>
+      <w:r>
+        <w:rPr>
+          <w:rFonts w:ascii="Arial" w:hAnsi="Arial" w:cs="Arial"/>
+          <w:lang w:val="es-MX"/>
+        </w:rPr>
+        <w:t>Las pruebas de uniformidad permiten comprobar si los números pseudoaleatorios se distribuyen de manera equilibrada dentro de un intervalo, generalmente entre 0 y 1.</w:t>
+      </w:r>
+    </w:p>
+    <w:p>
+      <w:pPr>
+        <w:pStyle w:val="NormalWeb"/>
+        <w:jc w:val="both"/>
+        <w:rPr>
+          <w:rFonts w:ascii="Arial" w:hAnsi="Arial" w:cs="Arial"/>
+          <w:lang w:val="es-MX"/>
+        </w:rPr>
+      </w:pPr>
+      <w:r>
+        <w:rPr>
+          <w:rFonts w:ascii="Arial" w:hAnsi="Arial" w:cs="Arial"/>
+          <w:lang w:val="es-MX"/>
+        </w:rPr>
+        <w:t>Esto significa que las diferentes partes del intervalo deben tener aproximadamente la misma posibilidad de contener números.</w:t>
+      </w:r>
+    </w:p>
+    <w:p>
+      <w:pPr>
+        <w:pStyle w:val="NormalWeb"/>
+        <w:jc w:val="both"/>
+        <w:rPr>
+          <w:rFonts w:ascii="Arial" w:hAnsi="Arial" w:cs="Arial"/>
+          <w:lang w:val="es-MX"/>
+        </w:rPr>
+      </w:pPr>
+      <w:r>
+        <w:rPr>
+          <w:rFonts w:ascii="Arial" w:hAnsi="Arial" w:cs="Arial"/>
+          <w:lang w:val="es-MX"/>
+        </w:rPr>
+        <w:t>Por ejemplo, si generamos 1,000 números entre 0 y 1 y dividimos el intervalo en diez partes iguales, esperaríamos encontrar aproximadamente 100 números en cada parte. No necesariamente tiene que aparecer la misma cantidad, pero tampoco deberían existir diferencias demasiado grandes sin una explicación estadística.</w:t>
+      </w:r>
+    </w:p>
+    <w:p>
+      <w:pPr>
+        <w:pStyle w:val="NormalWeb"/>
+        <w:jc w:val="both"/>
+        <w:rPr>
+          <w:rFonts w:ascii="Arial" w:hAnsi="Arial" w:cs="Arial"/>
+          <w:lang w:val="es-MX"/>
+        </w:rPr>
+      </w:pPr>
+      <w:r>
+        <w:rPr>
+          <w:rFonts w:ascii="Arial" w:hAnsi="Arial" w:cs="Arial"/>
+          <w:lang w:val="es-MX"/>
+        </w:rPr>
+        <w:t xml:space="preserve">Entre las pruebas más conocidas se encuentran la prueba de Chi-cuadrada y la prueba de </w:t>
+      </w:r>
+      <w:proofErr w:type="spellStart"/>
+      <w:r>
+        <w:rPr>
+          <w:rFonts w:ascii="Arial" w:hAnsi="Arial" w:cs="Arial"/>
+          <w:lang w:val="es-MX"/>
+        </w:rPr>
+        <w:t>Kolmogorov-Smirnov</w:t>
+      </w:r>
+      <w:proofErr w:type="spellEnd"/>
+      <w:r>
+        <w:rPr>
+          <w:rFonts w:ascii="Arial" w:hAnsi="Arial" w:cs="Arial"/>
+          <w:lang w:val="es-MX"/>
+        </w:rPr>
+        <w:t>.</w:t>
+      </w:r>
+    </w:p>
+    <w:p>
+      <w:pPr>
+        <w:pStyle w:val="NormalWeb"/>
+        <w:jc w:val="both"/>
+        <w:rPr>
+          <w:rFonts w:ascii="Arial" w:hAnsi="Arial" w:cs="Arial"/>
+          <w:lang w:val="es-MX"/>
+        </w:rPr>
+      </w:pPr>
+      <w:r>
+        <w:rPr>
+          <w:rFonts w:ascii="Arial" w:hAnsi="Arial" w:cs="Arial"/>
+          <w:lang w:val="es-MX"/>
+        </w:rPr>
+        <w:t>Estas pruebas son importantes porque ayudan a detectar distribuciones inadecuadas que podrían afectar los resultados de una simulación.</w:t>
+      </w:r>
+    </w:p>
+    <w:p>
+      <w:pPr>
+        <w:pStyle w:val="Ttulo3"/>
+        <w:jc w:val="both"/>
+        <w:rPr>
+          <w:rFonts w:ascii="Arial" w:hAnsi="Arial" w:cs="Arial"/>
+          <w:lang w:val="es-MX"/>
+        </w:rPr>
+      </w:pPr>
+      <w:r>
+        <w:rPr>
+          <w:rFonts w:ascii="Arial" w:hAnsi="Arial" w:cs="Arial"/>
+          <w:lang w:val="es-MX"/>
+        </w:rPr>
+        <w:t>2.2.2 Pruebas de aleatoriedad</w:t>
+      </w:r>
+    </w:p>
+    <w:p>
+      <w:pPr>
+        <w:pStyle w:val="NormalWeb"/>
+        <w:jc w:val="both"/>
+        <w:rPr>
+          <w:rFonts w:ascii="Arial" w:hAnsi="Arial" w:cs="Arial"/>
+          <w:lang w:val="es-MX"/>
+        </w:rPr>
+      </w:pPr>
+      <w:r>
+        <w:rPr>
+          <w:rFonts w:ascii="Arial" w:hAnsi="Arial" w:cs="Arial"/>
+          <w:lang w:val="es-MX"/>
+        </w:rPr>
+        <w:t>Las pruebas de aleatoriedad buscan identificar si los números generados presentan patrones o comportamientos que no deberían existir en una secuencia que pretende parecer aleatoria.</w:t>
+      </w:r>
+    </w:p>
+    <w:p>
+      <w:pPr>
+        <w:pStyle w:val="NormalWeb"/>
+        <w:jc w:val="both"/>
+        <w:rPr>
+          <w:rFonts w:ascii="Arial" w:hAnsi="Arial" w:cs="Arial"/>
+          <w:lang w:val="es-MX"/>
+        </w:rPr>
+      </w:pPr>
+      <w:r>
+        <w:rPr>
+          <w:rFonts w:ascii="Arial" w:hAnsi="Arial" w:cs="Arial"/>
+          <w:lang w:val="es-MX"/>
+        </w:rPr>
+        <w:t>Por ejemplo, si una secuencia repite constantemente los mismos valores o sigue un orden demasiado evidente, podría indicar que el algoritmo no está funcionando adecuadamente.</w:t>
+      </w:r>
+    </w:p>
+    <w:p>
+      <w:pPr>
+        <w:pStyle w:val="NormalWeb"/>
+        <w:jc w:val="both"/>
+        <w:rPr>
+          <w:rFonts w:ascii="Arial" w:hAnsi="Arial" w:cs="Arial"/>
+          <w:lang w:val="es-MX"/>
+        </w:rPr>
+      </w:pPr>
+      <w:r>
+        <w:rPr>
+          <w:rFonts w:ascii="Arial" w:hAnsi="Arial" w:cs="Arial"/>
+          <w:lang w:val="es-MX"/>
+        </w:rPr>
+        <w:t>Una de las pruebas utilizadas es la prueba de corridas, que permite analizar los cambios dentro de una secuencia e identificar patrones poco habituales.</w:t>
+      </w:r>
+    </w:p>
+    <w:p>
+      <w:pPr>
+        <w:pStyle w:val="NormalWeb"/>
+        <w:jc w:val="both"/>
+        <w:rPr>
+          <w:rFonts w:ascii="Arial" w:hAnsi="Arial" w:cs="Arial"/>
+          <w:lang w:val="es-MX"/>
+        </w:rPr>
+      </w:pPr>
+      <w:r>
+        <w:rPr>
+          <w:rFonts w:ascii="Arial" w:hAnsi="Arial" w:cs="Arial"/>
+          <w:lang w:val="es-MX"/>
+        </w:rPr>
+        <w:lastRenderedPageBreak/>
+        <w:t>Este tipo de pruebas resulta útil porque en una simulación se necesitan valores que representen diferentes posibilidades, sin que los resultados estén dominados por patrones artificiales.</w:t>
+      </w:r>
+    </w:p>
+    <w:p>
+      <w:pPr>
+        <w:pStyle w:val="Ttulo3"/>
+        <w:jc w:val="both"/>
+        <w:rPr>
+          <w:rFonts w:ascii="Arial" w:hAnsi="Arial" w:cs="Arial"/>
+          <w:lang w:val="es-MX"/>
+        </w:rPr>
+      </w:pPr>
+      <w:r>
+        <w:rPr>
+          <w:rFonts w:ascii="Arial" w:hAnsi="Arial" w:cs="Arial"/>
+          <w:lang w:val="es-MX"/>
+        </w:rPr>
+        <w:t>2.2.3 Pruebas de independencia</w:t>
+      </w:r>
+    </w:p>
+    <w:p>
+      <w:pPr>
+        <w:pStyle w:val="NormalWeb"/>
+        <w:jc w:val="both"/>
+        <w:rPr>
+          <w:rFonts w:ascii="Arial" w:hAnsi="Arial" w:cs="Arial"/>
+          <w:lang w:val="es-MX"/>
+        </w:rPr>
+      </w:pPr>
+      <w:r>
+        <w:rPr>
+          <w:rFonts w:ascii="Arial" w:hAnsi="Arial" w:cs="Arial"/>
+          <w:lang w:val="es-MX"/>
+        </w:rPr>
+        <w:t>Las pruebas de independencia permiten analizar si existe alguna relación entre los números que forman una secuencia.</w:t>
+      </w:r>
+    </w:p>
+    <w:p>
+      <w:pPr>
+        <w:pStyle w:val="NormalWeb"/>
+        <w:jc w:val="both"/>
+        <w:rPr>
+          <w:rFonts w:ascii="Arial" w:hAnsi="Arial" w:cs="Arial"/>
+          <w:lang w:val="es-MX"/>
+        </w:rPr>
+      </w:pPr>
+      <w:r>
+        <w:rPr>
+          <w:rFonts w:ascii="Arial" w:hAnsi="Arial" w:cs="Arial"/>
+          <w:lang w:val="es-MX"/>
+        </w:rPr>
+        <w:t>Esto significa que conocer un número no debería permitir predecir estadísticamente el siguiente con facilidad.</w:t>
+      </w:r>
+    </w:p>
+    <w:p>
+      <w:pPr>
+        <w:pStyle w:val="NormalWeb"/>
+        <w:jc w:val="both"/>
+        <w:rPr>
+          <w:rFonts w:ascii="Arial" w:hAnsi="Arial" w:cs="Arial"/>
+          <w:lang w:val="es-MX"/>
+        </w:rPr>
+      </w:pPr>
+      <w:r>
+        <w:rPr>
+          <w:rFonts w:ascii="Arial" w:hAnsi="Arial" w:cs="Arial"/>
+          <w:lang w:val="es-MX"/>
+        </w:rPr>
+        <w:t>Por ejemplo, si cada vez que aparece un número pequeño después aparece uno grande, podría existir una relación que afecte la calidad de la secuencia.</w:t>
+      </w:r>
+    </w:p>
+    <w:p>
+      <w:pPr>
+        <w:pStyle w:val="NormalWeb"/>
+        <w:jc w:val="both"/>
+        <w:rPr>
+          <w:rFonts w:ascii="Arial" w:hAnsi="Arial" w:cs="Arial"/>
+          <w:lang w:val="es-MX"/>
+        </w:rPr>
+      </w:pPr>
+      <w:r>
+        <w:rPr>
+          <w:rFonts w:ascii="Arial" w:hAnsi="Arial" w:cs="Arial"/>
+          <w:lang w:val="es-MX"/>
+        </w:rPr>
+        <w:t>Entre las herramientas utilizadas para estudiar este comportamiento se encuentran las pruebas de autocorrelación y el análisis de pares de números consecutivos.</w:t>
+      </w:r>
+    </w:p>
+    <w:p>
+      <w:pPr>
+        <w:pStyle w:val="NormalWeb"/>
+        <w:jc w:val="both"/>
+        <w:rPr>
+          <w:rFonts w:ascii="Arial" w:hAnsi="Arial" w:cs="Arial"/>
+          <w:lang w:val="es-MX"/>
+        </w:rPr>
+      </w:pPr>
+      <w:r>
+        <w:rPr>
+          <w:rFonts w:ascii="Arial" w:hAnsi="Arial" w:cs="Arial"/>
+          <w:lang w:val="es-MX"/>
+        </w:rPr>
+        <w:t>La independencia es importante porque evita que las relaciones entre valores alteren los resultados esperados durante una simulación.</w:t>
+      </w:r>
+    </w:p>
+    <w:p>
+      <w:pPr>
+        <w:pStyle w:val="Ttulo3"/>
+        <w:jc w:val="both"/>
+        <w:rPr>
+          <w:rFonts w:ascii="Arial" w:hAnsi="Arial" w:cs="Arial"/>
+          <w:lang w:val="es-MX"/>
+        </w:rPr>
+      </w:pPr>
+      <w:r>
+        <w:rPr>
+          <w:rFonts w:ascii="Arial" w:hAnsi="Arial" w:cs="Arial"/>
+          <w:lang w:val="es-MX"/>
+        </w:rPr>
+        <w:t>2.3 Método de Monte Carlo</w:t>
+      </w:r>
+    </w:p>
+    <w:p>
+      <w:pPr>
+        <w:pStyle w:val="NormalWeb"/>
+        <w:jc w:val="both"/>
+        <w:rPr>
+          <w:rFonts w:ascii="Arial" w:hAnsi="Arial" w:cs="Arial"/>
+          <w:lang w:val="es-MX"/>
+        </w:rPr>
+      </w:pPr>
+      <w:r>
+        <w:rPr>
+          <w:rFonts w:ascii="Arial" w:hAnsi="Arial" w:cs="Arial"/>
+          <w:lang w:val="es-MX"/>
+        </w:rPr>
+        <w:t>El método de Monte Carlo es una técnica de simulación que utiliza números aleatorios o pseudoaleatorios para analizar problemas donde existe incertidumbre.</w:t>
+      </w:r>
+    </w:p>
+    <w:p>
+      <w:pPr>
+        <w:pStyle w:val="NormalWeb"/>
+        <w:jc w:val="both"/>
+        <w:rPr>
+          <w:rFonts w:ascii="Arial" w:hAnsi="Arial" w:cs="Arial"/>
+          <w:lang w:val="es-MX"/>
+        </w:rPr>
+      </w:pPr>
+      <w:r>
+        <w:rPr>
+          <w:rFonts w:ascii="Arial" w:hAnsi="Arial" w:cs="Arial"/>
+          <w:lang w:val="es-MX"/>
+        </w:rPr>
+        <w:t>Su funcionamiento consiste en realizar una gran cantidad de experimentos utilizando diferentes valores y posteriormente estudiar los resultados obtenidos.</w:t>
+      </w:r>
+    </w:p>
+    <w:p>
+      <w:pPr>
+        <w:pStyle w:val="NormalWeb"/>
+        <w:jc w:val="both"/>
+        <w:rPr>
+          <w:rFonts w:ascii="Arial" w:hAnsi="Arial" w:cs="Arial"/>
+          <w:lang w:val="es-MX"/>
+        </w:rPr>
+      </w:pPr>
+      <w:r>
+        <w:rPr>
+          <w:rFonts w:ascii="Arial" w:hAnsi="Arial" w:cs="Arial"/>
+          <w:lang w:val="es-MX"/>
+        </w:rPr>
+        <w:t>Por ejemplo, una empresa puede utilizar este método para estimar sus ventas futuras, considerando que no todos los días tendrá la misma cantidad de clientes.</w:t>
+      </w:r>
+    </w:p>
+    <w:p>
+      <w:pPr>
+        <w:pStyle w:val="NormalWeb"/>
+        <w:jc w:val="both"/>
+        <w:rPr>
+          <w:rFonts w:ascii="Arial" w:hAnsi="Arial" w:cs="Arial"/>
+          <w:lang w:val="es-MX"/>
+        </w:rPr>
+      </w:pPr>
+      <w:r>
+        <w:rPr>
+          <w:rFonts w:ascii="Arial" w:hAnsi="Arial" w:cs="Arial"/>
+          <w:lang w:val="es-MX"/>
+        </w:rPr>
+        <w:t>En lugar de obtener una sola respuesta, Monte Carlo permite observar diferentes resultados posibles y estimar las probabilidades de que ocurran.</w:t>
+      </w:r>
+    </w:p>
+    <w:p>
+      <w:pPr>
+        <w:pStyle w:val="NormalWeb"/>
+        <w:jc w:val="both"/>
+        <w:rPr>
+          <w:rFonts w:ascii="Arial" w:hAnsi="Arial" w:cs="Arial"/>
+          <w:lang w:val="es-MX"/>
+        </w:rPr>
+      </w:pPr>
+      <w:r>
+        <w:rPr>
+          <w:rFonts w:ascii="Arial" w:hAnsi="Arial" w:cs="Arial"/>
+          <w:lang w:val="es-MX"/>
+        </w:rPr>
+        <w:t>Desde mi punto de vista, este método es una herramienta muy útil porque permite estudiar situaciones que pueden cambiar constantemente y que serían difíciles de predecir utilizando únicamente cálculos tradicionales.</w:t>
+      </w:r>
+    </w:p>
+    <w:p>
+      <w:pPr>
+        <w:pStyle w:val="NormalWeb"/>
+        <w:jc w:val="both"/>
+        <w:rPr>
+          <w:rFonts w:ascii="Arial" w:hAnsi="Arial" w:cs="Arial"/>
+          <w:lang w:val="es-MX"/>
+        </w:rPr>
+      </w:pPr>
+    </w:p>
+    <w:p>
+      <w:pPr>
+        <w:pStyle w:val="NormalWeb"/>
+        <w:jc w:val="both"/>
+        <w:rPr>
+          <w:rFonts w:ascii="Arial" w:hAnsi="Arial" w:cs="Arial"/>
+          <w:lang w:val="es-MX"/>
+        </w:rPr>
+      </w:pPr>
+    </w:p>
+    <w:p>
+      <w:pPr>
+        <w:pStyle w:val="NormalWeb"/>
+        <w:jc w:val="both"/>
+        <w:rPr>
+          <w:rFonts w:ascii="Arial" w:hAnsi="Arial" w:cs="Arial"/>
+          <w:lang w:val="es-MX"/>
+        </w:rPr>
+      </w:pPr>
+    </w:p>
+    <w:p>
+      <w:pPr>
+        <w:pStyle w:val="NormalWeb"/>
+        <w:jc w:val="both"/>
+        <w:rPr>
+          <w:rFonts w:ascii="Arial" w:hAnsi="Arial" w:cs="Arial"/>
+          <w:lang w:val="es-MX"/>
+        </w:rPr>
+      </w:pPr>
+    </w:p>
+    <w:p>
+      <w:pPr>
+        <w:pStyle w:val="Ttulo3"/>
+        <w:jc w:val="both"/>
+        <w:rPr>
+          <w:rFonts w:ascii="Arial" w:hAnsi="Arial" w:cs="Arial"/>
+          <w:lang w:val="es-MX"/>
+        </w:rPr>
+      </w:pPr>
+      <w:r>
+        <w:rPr>
+          <w:rFonts w:ascii="Arial" w:hAnsi="Arial" w:cs="Arial"/>
+          <w:lang w:val="es-MX"/>
+        </w:rPr>
+        <w:lastRenderedPageBreak/>
+        <w:t>2.3.1 Características</w:t>
+      </w:r>
+    </w:p>
+    <w:p>
+      <w:pPr>
+        <w:pStyle w:val="NormalWeb"/>
+        <w:jc w:val="both"/>
+        <w:rPr>
+          <w:rFonts w:ascii="Arial" w:hAnsi="Arial" w:cs="Arial"/>
+          <w:lang w:val="es-MX"/>
+        </w:rPr>
+      </w:pPr>
+      <w:r>
+        <w:rPr>
+          <w:rFonts w:ascii="Arial" w:hAnsi="Arial" w:cs="Arial"/>
+          <w:lang w:val="es-MX"/>
+        </w:rPr>
+        <w:t>Una de las principales características del método de Monte Carlo es que utiliza números pseudoaleatorios para generar diferentes escenarios.</w:t>
+      </w:r>
+    </w:p>
+    <w:p>
+      <w:pPr>
+        <w:pStyle w:val="NormalWeb"/>
+        <w:jc w:val="both"/>
+        <w:rPr>
+          <w:rFonts w:ascii="Arial" w:hAnsi="Arial" w:cs="Arial"/>
+          <w:lang w:val="es-MX"/>
+        </w:rPr>
+      </w:pPr>
+      <w:r>
+        <w:rPr>
+          <w:rFonts w:ascii="Arial" w:hAnsi="Arial" w:cs="Arial"/>
+          <w:lang w:val="es-MX"/>
+        </w:rPr>
+        <w:t>También se caracteriza por realizar múltiples repeticiones de un mismo experimento, lo que permite obtener una mayor cantidad de información sobre el comportamiento de un sistema.</w:t>
+      </w:r>
+    </w:p>
+    <w:p>
+      <w:pPr>
+        <w:pStyle w:val="NormalWeb"/>
+        <w:jc w:val="both"/>
+        <w:rPr>
+          <w:rFonts w:ascii="Arial" w:hAnsi="Arial" w:cs="Arial"/>
+          <w:lang w:val="es-MX"/>
+        </w:rPr>
+      </w:pPr>
+      <w:r>
+        <w:rPr>
+          <w:rFonts w:ascii="Arial" w:hAnsi="Arial" w:cs="Arial"/>
+          <w:lang w:val="es-MX"/>
+        </w:rPr>
+        <w:t>Otra característica es que trabaja con probabilidades. Esto significa que no siempre proporciona una respuesta exacta, sino estimaciones que pueden ayudar a tomar decisiones.</w:t>
+      </w:r>
+    </w:p>
+    <w:p>
+      <w:pPr>
+        <w:pStyle w:val="NormalWeb"/>
+        <w:jc w:val="both"/>
+        <w:rPr>
+          <w:rFonts w:ascii="Arial" w:hAnsi="Arial" w:cs="Arial"/>
+          <w:lang w:val="es-MX"/>
+        </w:rPr>
+      </w:pPr>
+      <w:r>
+        <w:rPr>
+          <w:rFonts w:ascii="Arial" w:hAnsi="Arial" w:cs="Arial"/>
+          <w:lang w:val="es-MX"/>
+        </w:rPr>
+        <w:t>Además, puede aplicarse a problemas sencillos y complejos, siempre que se tenga un modelo adecuado y suficiente información sobre la situación que se desea analizar.</w:t>
+      </w:r>
+    </w:p>
+    <w:p>
+      <w:pPr>
+        <w:pStyle w:val="NormalWeb"/>
+        <w:jc w:val="both"/>
+        <w:rPr>
+          <w:rFonts w:ascii="Arial" w:hAnsi="Arial" w:cs="Arial"/>
+          <w:lang w:val="es-MX"/>
+        </w:rPr>
+      </w:pPr>
+      <w:r>
+        <w:rPr>
+          <w:rFonts w:ascii="Arial" w:hAnsi="Arial" w:cs="Arial"/>
+          <w:lang w:val="es-MX"/>
+        </w:rPr>
+        <w:t>Es importante mencionar que realizar más simulaciones generalmente ayuda a reducir el error de muestreo, pero no garantiza buenos resultados cuando los datos o el modelo inicial son incorrectos.</w:t>
+      </w:r>
+    </w:p>
+    <w:p>
+      <w:pPr>
+        <w:pStyle w:val="Ttulo3"/>
+        <w:jc w:val="both"/>
+        <w:rPr>
+          <w:rFonts w:ascii="Arial" w:hAnsi="Arial" w:cs="Arial"/>
+          <w:lang w:val="es-MX"/>
+        </w:rPr>
+      </w:pPr>
+      <w:r>
+        <w:rPr>
+          <w:rFonts w:ascii="Arial" w:hAnsi="Arial" w:cs="Arial"/>
+          <w:lang w:val="es-MX"/>
+        </w:rPr>
+        <w:t>2.3.2 Aplicaciones</w:t>
+      </w:r>
+    </w:p>
+    <w:p>
+      <w:pPr>
+        <w:pStyle w:val="NormalWeb"/>
+        <w:jc w:val="both"/>
+        <w:rPr>
+          <w:rFonts w:ascii="Arial" w:hAnsi="Arial" w:cs="Arial"/>
+          <w:lang w:val="es-MX"/>
+        </w:rPr>
+      </w:pPr>
+      <w:r>
+        <w:rPr>
+          <w:rFonts w:ascii="Arial" w:hAnsi="Arial" w:cs="Arial"/>
+          <w:lang w:val="es-MX"/>
+        </w:rPr>
+        <w:t>El método de Monte Carlo tiene aplicaciones en diferentes áreas, principalmente cuando es necesario analizar riesgos o situaciones que presentan incertidumbre.</w:t>
+      </w:r>
+    </w:p>
+    <w:p>
+      <w:pPr>
+        <w:pStyle w:val="NormalWeb"/>
+        <w:jc w:val="both"/>
+        <w:rPr>
+          <w:rFonts w:ascii="Arial" w:hAnsi="Arial" w:cs="Arial"/>
+          <w:lang w:val="es-MX"/>
+        </w:rPr>
+      </w:pPr>
+      <w:r>
+        <w:rPr>
+          <w:rFonts w:ascii="Arial" w:hAnsi="Arial" w:cs="Arial"/>
+          <w:lang w:val="es-MX"/>
+        </w:rPr>
+        <w:t>En las empresas, por ejemplo, puede utilizarse para estimar ventas, estudiar la demanda de productos y analizar posibles pérdidas económicas.</w:t>
+      </w:r>
+    </w:p>
+    <w:p>
+      <w:pPr>
+        <w:pStyle w:val="NormalWeb"/>
+        <w:jc w:val="both"/>
+        <w:rPr>
+          <w:rFonts w:ascii="Arial" w:hAnsi="Arial" w:cs="Arial"/>
+          <w:lang w:val="es-MX"/>
+        </w:rPr>
+      </w:pPr>
+      <w:r>
+        <w:rPr>
+          <w:rFonts w:ascii="Arial" w:hAnsi="Arial" w:cs="Arial"/>
+          <w:lang w:val="es-MX"/>
+        </w:rPr>
+        <w:t>En la ingeniería permite evaluar el comportamiento de sistemas, estimar tiempos de funcionamiento y analizar diferentes alternativas antes de tomar una decisión.</w:t>
+      </w:r>
+    </w:p>
+    <w:p>
+      <w:pPr>
+        <w:pStyle w:val="NormalWeb"/>
+        <w:jc w:val="both"/>
+        <w:rPr>
+          <w:rFonts w:ascii="Arial" w:hAnsi="Arial" w:cs="Arial"/>
+          <w:lang w:val="es-MX"/>
+        </w:rPr>
+      </w:pPr>
+      <w:r>
+        <w:rPr>
+          <w:rFonts w:ascii="Arial" w:hAnsi="Arial" w:cs="Arial"/>
+          <w:lang w:val="es-MX"/>
+        </w:rPr>
+        <w:t>También puede utilizarse en el transporte para estudiar tiempos de espera, recorridos y posibles retrasos.</w:t>
+      </w:r>
+    </w:p>
+    <w:p>
+      <w:pPr>
+        <w:pStyle w:val="NormalWeb"/>
+        <w:jc w:val="both"/>
+        <w:rPr>
+          <w:rFonts w:ascii="Arial" w:hAnsi="Arial" w:cs="Arial"/>
+          <w:lang w:val="es-MX"/>
+        </w:rPr>
+      </w:pPr>
+      <w:r>
+        <w:rPr>
+          <w:rFonts w:ascii="Arial" w:hAnsi="Arial" w:cs="Arial"/>
+          <w:lang w:val="es-MX"/>
+        </w:rPr>
+        <w:t>En el área de la informática, este método resulta especialmente importante porque permite desarrollar simulaciones mediante programas que ejecutan miles de experimentos de manera automática.</w:t>
+      </w:r>
+    </w:p>
+    <w:p>
+      <w:pPr>
+        <w:pStyle w:val="NormalWeb"/>
+        <w:jc w:val="both"/>
+        <w:rPr>
+          <w:rFonts w:ascii="Arial" w:hAnsi="Arial" w:cs="Arial"/>
+          <w:lang w:val="es-MX"/>
+        </w:rPr>
+      </w:pPr>
+      <w:r>
+        <w:rPr>
+          <w:rFonts w:ascii="Arial" w:hAnsi="Arial" w:cs="Arial"/>
+          <w:lang w:val="es-MX"/>
+        </w:rPr>
+        <w:t>Estas aplicaciones demuestran que Monte Carlo no solamente sirve para realizar cálculos matemáticos, sino también para analizar problemas que se presentan en la vida cotidiana.</w:t>
+      </w:r>
+    </w:p>
+    <w:p>
+      <w:pPr>
+        <w:pStyle w:val="NormalWeb"/>
+        <w:jc w:val="both"/>
+        <w:rPr>
+          <w:rFonts w:ascii="Arial" w:hAnsi="Arial" w:cs="Arial"/>
+          <w:lang w:val="es-MX"/>
+        </w:rPr>
+      </w:pPr>
+    </w:p>
+    <w:p>
+      <w:pPr>
+        <w:pStyle w:val="NormalWeb"/>
+        <w:jc w:val="both"/>
+        <w:rPr>
+          <w:rFonts w:ascii="Arial" w:hAnsi="Arial" w:cs="Arial"/>
+          <w:lang w:val="es-MX"/>
+        </w:rPr>
+      </w:pPr>
+    </w:p>
+    <w:p>
+      <w:pPr>
+        <w:pStyle w:val="Ttulo3"/>
+        <w:jc w:val="both"/>
+        <w:rPr>
+          <w:rFonts w:ascii="Arial" w:hAnsi="Arial" w:cs="Arial"/>
+          <w:lang w:val="es-MX"/>
+        </w:rPr>
+      </w:pPr>
+      <w:r>
+        <w:rPr>
+          <w:rFonts w:ascii="Arial" w:hAnsi="Arial" w:cs="Arial"/>
+          <w:lang w:val="es-MX"/>
+        </w:rPr>
+        <w:lastRenderedPageBreak/>
+        <w:t>2.3.3 Solución de problemas</w:t>
+      </w:r>
+    </w:p>
+    <w:p>
+      <w:pPr>
+        <w:pStyle w:val="NormalWeb"/>
+        <w:jc w:val="both"/>
+        <w:rPr>
+          <w:rFonts w:ascii="Arial" w:hAnsi="Arial" w:cs="Arial"/>
+          <w:lang w:val="es-MX"/>
+        </w:rPr>
+      </w:pPr>
+      <w:r>
+        <w:rPr>
+          <w:rFonts w:ascii="Arial" w:hAnsi="Arial" w:cs="Arial"/>
+          <w:lang w:val="es-MX"/>
+        </w:rPr>
+        <w:t>Para comprender mejor el método de Monte Carlo, podemos imaginar una pequeña tienda que necesita estimar cuántos productos podría vender diariamente.</w:t>
+      </w:r>
+    </w:p>
+    <w:p>
+      <w:pPr>
+        <w:pStyle w:val="NormalWeb"/>
+        <w:jc w:val="both"/>
+        <w:rPr>
+          <w:rFonts w:ascii="Arial" w:hAnsi="Arial" w:cs="Arial"/>
+          <w:lang w:val="es-MX"/>
+        </w:rPr>
+      </w:pPr>
+      <w:r>
+        <w:rPr>
+          <w:rFonts w:ascii="Arial" w:hAnsi="Arial" w:cs="Arial"/>
+          <w:lang w:val="es-MX"/>
+        </w:rPr>
+        <w:t>Supongamos que, a partir de sus registros, la tienda identifica las siguientes posibilidades:</w:t>
+      </w:r>
+    </w:p>
+    <w:p>
+      <w:pPr>
+        <w:pStyle w:val="NormalWeb"/>
+        <w:numPr>
+          <w:ilvl w:val="0"/>
+          <w:numId w:val="5"/>
+        </w:numPr>
+        <w:jc w:val="both"/>
+        <w:rPr>
+          <w:rFonts w:ascii="Arial" w:hAnsi="Arial" w:cs="Arial"/>
+          <w:lang w:val="es-MX"/>
+        </w:rPr>
+      </w:pPr>
+      <w:r>
+        <w:rPr>
+          <w:rFonts w:ascii="Arial" w:hAnsi="Arial" w:cs="Arial"/>
+          <w:lang w:val="es-MX"/>
+        </w:rPr>
+        <w:t>Existe un 20 % de probabilidad de vender 10 productos.</w:t>
+      </w:r>
+    </w:p>
+    <w:p>
+      <w:pPr>
+        <w:pStyle w:val="NormalWeb"/>
+        <w:numPr>
+          <w:ilvl w:val="0"/>
+          <w:numId w:val="5"/>
+        </w:numPr>
+        <w:jc w:val="both"/>
+        <w:rPr>
+          <w:rFonts w:ascii="Arial" w:hAnsi="Arial" w:cs="Arial"/>
+          <w:lang w:val="es-MX"/>
+        </w:rPr>
+      </w:pPr>
+      <w:r>
+        <w:rPr>
+          <w:rFonts w:ascii="Arial" w:hAnsi="Arial" w:cs="Arial"/>
+          <w:lang w:val="es-MX"/>
+        </w:rPr>
+        <w:t>Existe un 50 % de probabilidad de vender 20 productos.</w:t>
+      </w:r>
+    </w:p>
+    <w:p>
+      <w:pPr>
+        <w:pStyle w:val="NormalWeb"/>
+        <w:numPr>
+          <w:ilvl w:val="0"/>
+          <w:numId w:val="5"/>
+        </w:numPr>
+        <w:jc w:val="both"/>
+        <w:rPr>
+          <w:rFonts w:ascii="Arial" w:hAnsi="Arial" w:cs="Arial"/>
+          <w:lang w:val="es-MX"/>
+        </w:rPr>
+      </w:pPr>
+      <w:r>
+        <w:rPr>
+          <w:rFonts w:ascii="Arial" w:hAnsi="Arial" w:cs="Arial"/>
+          <w:lang w:val="es-MX"/>
+        </w:rPr>
+        <w:t>Existe un 30 % de probabilidad de vender 30 productos.</w:t>
+      </w:r>
+    </w:p>
+    <w:p>
+      <w:pPr>
+        <w:pStyle w:val="NormalWeb"/>
+        <w:jc w:val="both"/>
+        <w:rPr>
+          <w:rFonts w:ascii="Arial" w:hAnsi="Arial" w:cs="Arial"/>
+          <w:lang w:val="es-MX"/>
+        </w:rPr>
+      </w:pPr>
+      <w:r>
+        <w:rPr>
+          <w:rFonts w:ascii="Arial" w:hAnsi="Arial" w:cs="Arial"/>
+          <w:lang w:val="es-MX"/>
+        </w:rPr>
+        <w:t>Para realizar una simulación, primero se asignan intervalos de números pseudoaleatorios a cada resultado. Los valores de 0 a menos de 0.20 representan 10 productos; desde 0.20 hasta menos de 0.70 representan 20 productos, y desde 0.70 hasta menos de 1 representan 30 productos.</w:t>
+      </w:r>
+    </w:p>
+    <w:p>
+      <w:pPr>
+        <w:pStyle w:val="NormalWeb"/>
+        <w:jc w:val="both"/>
+        <w:rPr>
+          <w:rFonts w:ascii="Arial" w:hAnsi="Arial" w:cs="Arial"/>
+          <w:lang w:val="es-MX"/>
+        </w:rPr>
+      </w:pPr>
+      <w:r>
+        <w:rPr>
+          <w:rFonts w:ascii="Arial" w:hAnsi="Arial" w:cs="Arial"/>
+          <w:lang w:val="es-MX"/>
+        </w:rPr>
+        <w:t>Después se generan diferentes números pseudoaleatorios y se identifica cuántos productos se venderían en cada día simulado.</w:t>
+      </w:r>
+    </w:p>
+    <w:p>
+      <w:pPr>
+        <w:pStyle w:val="NormalWeb"/>
+        <w:jc w:val="both"/>
+        <w:rPr>
+          <w:rFonts w:ascii="Arial" w:hAnsi="Arial" w:cs="Arial"/>
+          <w:lang w:val="es-MX"/>
+        </w:rPr>
+      </w:pPr>
+      <w:r>
+        <w:rPr>
+          <w:rFonts w:ascii="Arial" w:hAnsi="Arial" w:cs="Arial"/>
+          <w:lang w:val="es-MX"/>
+        </w:rPr>
+        <w:t>Por ejemplo, si los números generados son 0.12, 0.45, 0.81, 0.53 y 0.95, las ventas simuladas serían de 10, 20, 30, 20 y 30 productos.</w:t>
+      </w:r>
+    </w:p>
+    <w:p>
+      <w:pPr>
+        <w:pStyle w:val="NormalWeb"/>
+        <w:jc w:val="both"/>
+        <w:rPr>
+          <w:rFonts w:ascii="Arial" w:hAnsi="Arial" w:cs="Arial"/>
+          <w:lang w:val="es-MX"/>
+        </w:rPr>
+      </w:pPr>
+      <w:r>
+        <w:rPr>
+          <w:rFonts w:ascii="Arial" w:hAnsi="Arial" w:cs="Arial"/>
+          <w:lang w:val="es-MX"/>
+        </w:rPr>
+        <w:t>Al sumar estos resultados obtenemos 110 productos en cinco días simulados, lo que representa un promedio de 22 productos diarios.</w:t>
+      </w:r>
+    </w:p>
+    <w:p>
+      <w:pPr>
+        <w:pStyle w:val="NormalWeb"/>
+        <w:jc w:val="both"/>
+        <w:rPr>
+          <w:rFonts w:ascii="Arial" w:hAnsi="Arial" w:cs="Arial"/>
+          <w:lang w:val="es-MX"/>
+        </w:rPr>
+      </w:pPr>
+      <w:r>
+        <w:rPr>
+          <w:rFonts w:ascii="Arial" w:hAnsi="Arial" w:cs="Arial"/>
+          <w:lang w:val="es-MX"/>
+        </w:rPr>
+        <w:t>Aunque este ejemplo utiliza pocas repeticiones, permite comprender cómo funciona el método. En una aplicación real podrían realizarse miles de simulaciones para obtener estimaciones más estables.</w:t>
+      </w:r>
+    </w:p>
+    <w:p>
+      <w:pPr>
+        <w:pStyle w:val="NormalWeb"/>
+        <w:jc w:val="both"/>
+        <w:rPr>
+          <w:rFonts w:ascii="Arial" w:hAnsi="Arial" w:cs="Arial"/>
+          <w:lang w:val="es-MX"/>
+        </w:rPr>
+      </w:pPr>
+      <w:r>
+        <w:rPr>
+          <w:rFonts w:ascii="Arial" w:hAnsi="Arial" w:cs="Arial"/>
+          <w:lang w:val="es-MX"/>
+        </w:rPr>
+        <w:t>De esta manera, el dueño de la tienda podría utilizar los resultados para planear sus compras y disminuir el riesgo de quedarse sin mercancía o comprar demasiado.</w:t>
+      </w:r>
+    </w:p>
+    <w:p>
+      <w:pPr>
+        <w:spacing w:after="160" w:line="259" w:lineRule="auto"/>
         <w:ind w:left="0" w:right="0" w:firstLine="0"/>
         <w:rPr>
           <w:rFonts w:eastAsia="Times New Roman"/>
@@ -1065,899 +2335,25 @@
       </w:pPr>
       <w:r>
         <w:rPr>
-          <w:rFonts w:eastAsia="Times New Roman"/>
-          <w:color w:val="auto"/>
-          <w:szCs w:val="24"/>
-          <w:lang w:val="es-MX"/>
-        </w:rPr>
-        <w:t xml:space="preserve">Los números pseudoaleatorios son secuencias de valores calculados mediante fórmulas deterministas. Se les denomina </w:t>
-      </w:r>
-      <w:r>
-        <w:rPr>
-          <w:rFonts w:eastAsia="Times New Roman"/>
-          <w:i/>
-          <w:iCs/>
-          <w:color w:val="auto"/>
-          <w:szCs w:val="24"/>
-          <w:lang w:val="es-MX"/>
-        </w:rPr>
-        <w:t>pseudoaleatorios</w:t>
-      </w:r>
-      <w:r>
-        <w:rPr>
-          <w:rFonts w:eastAsia="Times New Roman"/>
-          <w:color w:val="auto"/>
-          <w:szCs w:val="24"/>
-          <w:lang w:val="es-MX"/>
-        </w:rPr>
-        <w:t xml:space="preserve"> porque, aunque imitan las propiedades de una variable aleatoria real, son totalmente reproducibles si se conoce la semilla (el valor inicial) y el algoritmo utilizado.</w:t>
-      </w:r>
-    </w:p>
-    <w:p>
-      <w:pPr>
-        <w:spacing w:before="100" w:beforeAutospacing="1" w:after="100" w:afterAutospacing="1" w:line="240" w:lineRule="auto"/>
-        <w:ind w:left="0" w:right="0" w:firstLine="0"/>
-        <w:rPr>
-          <w:rFonts w:eastAsia="Times New Roman"/>
-          <w:color w:val="auto"/>
-          <w:szCs w:val="24"/>
-          <w:lang w:val="es-MX"/>
-        </w:rPr>
-      </w:pPr>
-      <w:r>
-        <w:rPr>
-          <w:rFonts w:eastAsia="Times New Roman"/>
-          <w:color w:val="auto"/>
-          <w:szCs w:val="24"/>
-          <w:lang w:val="es-MX"/>
-        </w:rPr>
-        <w:t xml:space="preserve">Históricamente, se intentaron métodos sencillos como los propuestos por John </w:t>
-      </w:r>
-      <w:proofErr w:type="spellStart"/>
-      <w:r>
-        <w:rPr>
-          <w:rFonts w:eastAsia="Times New Roman"/>
-          <w:color w:val="auto"/>
-          <w:szCs w:val="24"/>
-          <w:lang w:val="es-MX"/>
-        </w:rPr>
-        <w:t>von</w:t>
-      </w:r>
-      <w:proofErr w:type="spellEnd"/>
-      <w:r>
-        <w:rPr>
-          <w:rFonts w:eastAsia="Times New Roman"/>
-          <w:color w:val="auto"/>
-          <w:szCs w:val="24"/>
-          <w:lang w:val="es-MX"/>
-        </w:rPr>
-        <w:t xml:space="preserve"> Neumann, destacando el </w:t>
-      </w:r>
-      <w:r>
-        <w:rPr>
-          <w:rFonts w:eastAsia="Times New Roman"/>
-          <w:b/>
-          <w:bCs/>
-          <w:color w:val="auto"/>
-          <w:szCs w:val="24"/>
-          <w:lang w:val="es-MX"/>
-        </w:rPr>
-        <w:t>Método de Cuadrados Medios</w:t>
-      </w:r>
-      <w:r>
-        <w:rPr>
-          <w:rFonts w:eastAsia="Times New Roman"/>
-          <w:color w:val="auto"/>
-          <w:szCs w:val="24"/>
-          <w:lang w:val="es-MX"/>
-        </w:rPr>
-        <w:t xml:space="preserve"> (elevar un número al cuadrado y extraer los dígitos centrales) o el </w:t>
-      </w:r>
-      <w:r>
-        <w:rPr>
-          <w:rFonts w:eastAsia="Times New Roman"/>
-          <w:b/>
-          <w:bCs/>
-          <w:color w:val="auto"/>
-          <w:szCs w:val="24"/>
-          <w:lang w:val="es-MX"/>
-        </w:rPr>
-        <w:t>Método de Productos Medios</w:t>
-      </w:r>
-      <w:r>
-        <w:rPr>
-          <w:rFonts w:eastAsia="Times New Roman"/>
-          <w:color w:val="auto"/>
-          <w:szCs w:val="24"/>
-          <w:lang w:val="es-MX"/>
-        </w:rPr>
-        <w:t>. Aunque sentaron las bases, estos métodos padecían de una rápida degradación y repetición de secuencias.</w:t>
-      </w:r>
-    </w:p>
-    <w:p>
-      <w:pPr>
-        <w:spacing w:before="100" w:beforeAutospacing="1" w:after="100" w:afterAutospacing="1" w:line="240" w:lineRule="auto"/>
-        <w:ind w:left="0" w:right="0" w:firstLine="0"/>
-        <w:rPr>
-          <w:rFonts w:eastAsia="Times New Roman"/>
-          <w:color w:val="auto"/>
-          <w:szCs w:val="24"/>
-          <w:lang w:val="es-MX"/>
-        </w:rPr>
-      </w:pPr>
-      <w:r>
-        <w:rPr>
-          <w:rFonts w:eastAsia="Times New Roman"/>
-          <w:color w:val="auto"/>
-          <w:szCs w:val="24"/>
-          <w:lang w:val="es-MX"/>
-        </w:rPr>
-        <w:t xml:space="preserve">En la informática actual, el estándar más utilizado es el </w:t>
-      </w:r>
-      <w:r>
-        <w:rPr>
-          <w:rFonts w:eastAsia="Times New Roman"/>
-          <w:b/>
-          <w:bCs/>
-          <w:color w:val="auto"/>
-          <w:szCs w:val="24"/>
-          <w:lang w:val="es-MX"/>
-        </w:rPr>
-        <w:t xml:space="preserve">Método </w:t>
-      </w:r>
-      <w:proofErr w:type="spellStart"/>
-      <w:r>
-        <w:rPr>
-          <w:rFonts w:eastAsia="Times New Roman"/>
-          <w:b/>
-          <w:bCs/>
-          <w:color w:val="auto"/>
-          <w:szCs w:val="24"/>
-          <w:lang w:val="es-MX"/>
-        </w:rPr>
-        <w:t>Congruencial</w:t>
-      </w:r>
-      <w:proofErr w:type="spellEnd"/>
-      <w:r>
-        <w:rPr>
-          <w:rFonts w:eastAsia="Times New Roman"/>
-          <w:b/>
-          <w:bCs/>
-          <w:color w:val="auto"/>
-          <w:szCs w:val="24"/>
-          <w:lang w:val="es-MX"/>
-        </w:rPr>
-        <w:t xml:space="preserve"> Lineal</w:t>
-      </w:r>
-      <w:r>
-        <w:rPr>
-          <w:rFonts w:eastAsia="Times New Roman"/>
-          <w:color w:val="auto"/>
-          <w:szCs w:val="24"/>
-          <w:lang w:val="es-MX"/>
-        </w:rPr>
-        <w:t>, impulsado por su eficiencia y facilidad de implementación mediante la fórmula:</w:t>
-      </w:r>
-    </w:p>
-    <w:p>
-      <w:pPr>
-        <w:spacing w:after="0" w:line="240" w:lineRule="auto"/>
-        <w:ind w:left="0" w:right="0" w:firstLine="0"/>
-        <w:jc w:val="center"/>
-        <w:rPr>
-          <w:rFonts w:eastAsia="Times New Roman"/>
-          <w:color w:val="auto"/>
-          <w:sz w:val="32"/>
-          <w:szCs w:val="24"/>
-          <w:lang w:val="es-MX"/>
-        </w:rPr>
-      </w:pPr>
-      <w:r>
-        <w:rPr>
-          <w:rFonts w:eastAsia="Times New Roman"/>
-          <w:color w:val="auto"/>
-          <w:sz w:val="32"/>
-          <w:szCs w:val="24"/>
-          <w:lang w:val="es-MX"/>
-        </w:rPr>
-        <w:t>X</w:t>
-      </w:r>
-      <w:r>
-        <w:rPr>
-          <w:rFonts w:eastAsia="Times New Roman"/>
-          <w:color w:val="auto"/>
-          <w:sz w:val="32"/>
-          <w:szCs w:val="24"/>
-          <w:vertAlign w:val="subscript"/>
-          <w:lang w:val="es-MX"/>
-        </w:rPr>
-        <w:t>n-1</w:t>
-      </w:r>
-      <w:r>
-        <w:rPr>
-          <w:rFonts w:eastAsia="Times New Roman"/>
-          <w:color w:val="auto"/>
-          <w:sz w:val="32"/>
-          <w:szCs w:val="24"/>
-          <w:lang w:val="es-MX"/>
-        </w:rPr>
-        <w:t xml:space="preserve"> = (</w:t>
-      </w:r>
-      <w:proofErr w:type="spellStart"/>
-      <w:r>
-        <w:rPr>
-          <w:rFonts w:eastAsia="Times New Roman"/>
-          <w:color w:val="auto"/>
-          <w:sz w:val="32"/>
-          <w:szCs w:val="24"/>
-          <w:vertAlign w:val="subscript"/>
-          <w:lang w:val="es-MX"/>
-        </w:rPr>
-        <w:t>a</w:t>
-      </w:r>
-      <w:r>
-        <w:rPr>
-          <w:rFonts w:eastAsia="Times New Roman"/>
-          <w:color w:val="auto"/>
-          <w:sz w:val="32"/>
-          <w:szCs w:val="24"/>
-          <w:lang w:val="es-MX"/>
-        </w:rPr>
-        <w:t>X</w:t>
-      </w:r>
-      <w:r>
-        <w:rPr>
-          <w:rFonts w:eastAsia="Times New Roman"/>
-          <w:color w:val="auto"/>
-          <w:sz w:val="32"/>
-          <w:szCs w:val="24"/>
-          <w:vertAlign w:val="subscript"/>
-          <w:lang w:val="es-MX"/>
-        </w:rPr>
-        <w:t>n</w:t>
-      </w:r>
-      <w:proofErr w:type="spellEnd"/>
-      <w:r>
-        <w:rPr>
-          <w:rFonts w:eastAsia="Times New Roman"/>
-          <w:color w:val="auto"/>
-          <w:sz w:val="32"/>
-          <w:szCs w:val="24"/>
-          <w:lang w:val="es-MX"/>
-        </w:rPr>
-        <w:t xml:space="preserve"> + c) mod </w:t>
-      </w:r>
-      <w:r>
-        <w:rPr>
-          <w:rFonts w:eastAsia="Times New Roman"/>
-          <w:color w:val="auto"/>
-          <w:sz w:val="32"/>
-          <w:szCs w:val="24"/>
-          <w:vertAlign w:val="subscript"/>
-          <w:lang w:val="es-MX"/>
-        </w:rPr>
-        <w:t>m</w:t>
-      </w:r>
-    </w:p>
-    <w:p>
-      <w:pPr>
-        <w:spacing w:before="100" w:beforeAutospacing="1" w:after="100" w:afterAutospacing="1" w:line="240" w:lineRule="auto"/>
-        <w:ind w:left="0" w:right="0" w:firstLine="0"/>
-        <w:rPr>
-          <w:rFonts w:eastAsia="Times New Roman"/>
-          <w:color w:val="auto"/>
-          <w:szCs w:val="24"/>
-          <w:lang w:val="es-MX"/>
-        </w:rPr>
-      </w:pPr>
-      <w:r>
-        <w:rPr>
-          <w:rFonts w:eastAsia="Times New Roman"/>
-          <w:color w:val="auto"/>
-          <w:szCs w:val="24"/>
-          <w:lang w:val="es-MX"/>
-        </w:rPr>
-        <w:t xml:space="preserve">Donde una elección adecuada de los parámetros (multiplicador </w:t>
-      </w:r>
-      <w:r>
-        <w:rPr>
-          <w:rFonts w:eastAsia="Times New Roman"/>
-          <w:color w:val="auto"/>
-          <w:szCs w:val="24"/>
-          <w:lang w:val="es-MX"/>
-        </w:rPr>
-        <w:t>a</w:t>
-      </w:r>
-      <w:r>
-        <w:rPr>
-          <w:rFonts w:eastAsia="Times New Roman"/>
-          <w:color w:val="auto"/>
-          <w:szCs w:val="24"/>
-          <w:lang w:val="es-MX"/>
-        </w:rPr>
-        <w:t>, constante aditiva c y módulo m) garantiza un periodo largo antes de que la secuencia comience a repetirse.</w:t>
-      </w:r>
-    </w:p>
-    <w:p>
-      <w:pPr>
-        <w:spacing w:before="100" w:beforeAutospacing="1" w:after="100" w:afterAutospacing="1" w:line="240" w:lineRule="auto"/>
-        <w:ind w:left="0" w:right="0" w:firstLine="0"/>
-        <w:outlineLvl w:val="2"/>
-        <w:rPr>
-          <w:rFonts w:eastAsia="Times New Roman"/>
-          <w:b/>
-          <w:bCs/>
-          <w:color w:val="auto"/>
-          <w:sz w:val="27"/>
-          <w:szCs w:val="27"/>
-          <w:lang w:val="es-MX"/>
-        </w:rPr>
-      </w:pPr>
-      <w:r>
-        <w:rPr>
-          <w:rFonts w:eastAsia="Times New Roman"/>
-          <w:b/>
-          <w:bCs/>
-          <w:color w:val="auto"/>
-          <w:sz w:val="27"/>
-          <w:szCs w:val="27"/>
-          <w:lang w:val="es-MX"/>
-        </w:rPr>
-        <w:t>2. Pruebas estadísticas</w:t>
-      </w:r>
-    </w:p>
-    <w:p>
-      <w:pPr>
-        <w:spacing w:before="100" w:beforeAutospacing="1" w:after="100" w:afterAutospacing="1" w:line="240" w:lineRule="auto"/>
-        <w:ind w:left="0" w:right="0" w:firstLine="0"/>
-        <w:rPr>
-          <w:rFonts w:eastAsia="Times New Roman"/>
-          <w:color w:val="auto"/>
-          <w:szCs w:val="24"/>
-          <w:lang w:val="es-MX"/>
-        </w:rPr>
-      </w:pPr>
-      <w:r>
-        <w:rPr>
-          <w:rFonts w:eastAsia="Times New Roman"/>
-          <w:color w:val="auto"/>
-          <w:szCs w:val="24"/>
-          <w:lang w:val="es-MX"/>
-        </w:rPr>
-        <w:t>Utilizar números generados por computadora sin antes validarlos es un riesgo latente que puede introducir errores graves en cualquier modelo. Por ello, las secuencias deben pasar por tres tipos de pruebas estadísticas fundamentales:</w:t>
-      </w:r>
-    </w:p>
-    <w:p>
-      <w:pPr>
-        <w:numPr>
-          <w:ilvl w:val="0"/>
-          <w:numId w:val="2"/>
-        </w:numPr>
-        <w:spacing w:before="100" w:beforeAutospacing="1" w:after="100" w:afterAutospacing="1" w:line="240" w:lineRule="auto"/>
-        <w:ind w:right="0"/>
-        <w:rPr>
-          <w:rFonts w:eastAsia="Times New Roman"/>
-          <w:color w:val="auto"/>
-          <w:szCs w:val="24"/>
-          <w:lang w:val="es-MX"/>
-        </w:rPr>
-      </w:pPr>
-      <w:r>
-        <w:rPr>
-          <w:rFonts w:eastAsia="Times New Roman"/>
-          <w:b/>
-          <w:bCs/>
-          <w:color w:val="auto"/>
-          <w:szCs w:val="24"/>
-          <w:lang w:val="es-MX"/>
-        </w:rPr>
-        <w:t>De uniformidad:</w:t>
-      </w:r>
-      <w:r>
-        <w:rPr>
-          <w:rFonts w:eastAsia="Times New Roman"/>
-          <w:color w:val="auto"/>
-          <w:szCs w:val="24"/>
-          <w:lang w:val="es-MX"/>
-        </w:rPr>
-        <w:t xml:space="preserve"> Verifican que los números se distribuyan equitativamente en el intervalo [0, 1]. Aquí destacan la </w:t>
-      </w:r>
-      <w:r>
-        <w:rPr>
-          <w:rFonts w:eastAsia="Times New Roman"/>
-          <w:b/>
-          <w:bCs/>
-          <w:color w:val="auto"/>
-          <w:szCs w:val="24"/>
-          <w:lang w:val="es-MX"/>
-        </w:rPr>
-        <w:t>Prueba de Chi-cuadrada (</w:t>
-      </w:r>
-      <w:r>
-        <w:rPr>
-          <w:rFonts w:eastAsia="Times New Roman"/>
-          <w:b/>
-          <w:bCs/>
-          <w:color w:val="auto"/>
-          <w:szCs w:val="24"/>
-          <w:lang w:val="es-MX"/>
-        </w:rPr>
-        <w:t>X</w:t>
-      </w:r>
-      <w:r>
-        <w:rPr>
-          <w:rFonts w:eastAsia="Times New Roman"/>
-          <w:b/>
-          <w:bCs/>
-          <w:color w:val="auto"/>
-          <w:szCs w:val="24"/>
-          <w:vertAlign w:val="superscript"/>
-          <w:lang w:val="es-MX"/>
-        </w:rPr>
-        <w:t>2</w:t>
-      </w:r>
-      <w:r>
-        <w:rPr>
-          <w:rFonts w:eastAsia="Times New Roman"/>
-          <w:b/>
-          <w:bCs/>
-          <w:color w:val="auto"/>
-          <w:szCs w:val="24"/>
-          <w:lang w:val="es-MX"/>
-        </w:rPr>
-        <w:t>)</w:t>
-      </w:r>
-      <w:r>
-        <w:rPr>
-          <w:rFonts w:eastAsia="Times New Roman"/>
-          <w:color w:val="auto"/>
-          <w:szCs w:val="24"/>
-          <w:lang w:val="es-MX"/>
-        </w:rPr>
-        <w:t xml:space="preserve"> y la </w:t>
-      </w:r>
-      <w:r>
-        <w:rPr>
-          <w:rFonts w:eastAsia="Times New Roman"/>
-          <w:b/>
-          <w:bCs/>
-          <w:color w:val="auto"/>
-          <w:szCs w:val="24"/>
-          <w:lang w:val="es-MX"/>
-        </w:rPr>
-        <w:t xml:space="preserve">Prueba de </w:t>
-      </w:r>
-      <w:proofErr w:type="spellStart"/>
-      <w:r>
-        <w:rPr>
-          <w:rFonts w:eastAsia="Times New Roman"/>
-          <w:b/>
-          <w:bCs/>
-          <w:color w:val="auto"/>
-          <w:szCs w:val="24"/>
-          <w:lang w:val="es-MX"/>
-        </w:rPr>
-        <w:t>Kolmogorov-Smirnov</w:t>
-      </w:r>
-      <w:proofErr w:type="spellEnd"/>
-      <w:r>
-        <w:rPr>
-          <w:rFonts w:eastAsia="Times New Roman"/>
-          <w:b/>
-          <w:bCs/>
-          <w:color w:val="auto"/>
-          <w:szCs w:val="24"/>
-          <w:lang w:val="es-MX"/>
-        </w:rPr>
-        <w:t xml:space="preserve"> (K-S)</w:t>
-      </w:r>
-      <w:r>
-        <w:rPr>
-          <w:rFonts w:eastAsia="Times New Roman"/>
-          <w:color w:val="auto"/>
-          <w:szCs w:val="24"/>
-          <w:lang w:val="es-MX"/>
-        </w:rPr>
-        <w:t>.</w:t>
-      </w:r>
-    </w:p>
-    <w:p>
-      <w:pPr>
-        <w:spacing w:before="100" w:beforeAutospacing="1" w:after="100" w:afterAutospacing="1" w:line="240" w:lineRule="auto"/>
-        <w:ind w:left="720" w:right="0" w:firstLine="0"/>
-        <w:rPr>
-          <w:rFonts w:eastAsia="Times New Roman"/>
-          <w:color w:val="auto"/>
-          <w:szCs w:val="24"/>
-          <w:lang w:val="es-MX"/>
-        </w:rPr>
-      </w:pPr>
-    </w:p>
-    <w:p>
-      <w:pPr>
-        <w:numPr>
-          <w:ilvl w:val="0"/>
-          <w:numId w:val="2"/>
-        </w:numPr>
-        <w:spacing w:before="100" w:beforeAutospacing="1" w:after="100" w:afterAutospacing="1" w:line="240" w:lineRule="auto"/>
-        <w:ind w:right="0"/>
-        <w:rPr>
-          <w:rFonts w:eastAsia="Times New Roman"/>
-          <w:color w:val="auto"/>
-          <w:szCs w:val="24"/>
-          <w:lang w:val="es-MX"/>
-        </w:rPr>
-      </w:pPr>
-      <w:r>
-        <w:rPr>
-          <w:rFonts w:eastAsia="Times New Roman"/>
-          <w:b/>
-          <w:bCs/>
-          <w:color w:val="auto"/>
-          <w:szCs w:val="24"/>
-          <w:lang w:val="es-MX"/>
-        </w:rPr>
-        <w:t>De aleatoriedad:</w:t>
-      </w:r>
-      <w:r>
-        <w:rPr>
-          <w:rFonts w:eastAsia="Times New Roman"/>
-          <w:color w:val="auto"/>
-          <w:szCs w:val="24"/>
-          <w:lang w:val="es-MX"/>
-        </w:rPr>
-        <w:t xml:space="preserve"> Evalúan si el orden de aparición carece de patrones ocultos o tendencias sistemáticas. Un ejemplo clásico es la </w:t>
-      </w:r>
-      <w:r>
-        <w:rPr>
-          <w:rFonts w:eastAsia="Times New Roman"/>
-          <w:b/>
-          <w:bCs/>
-          <w:color w:val="auto"/>
-          <w:szCs w:val="24"/>
-          <w:lang w:val="es-MX"/>
-        </w:rPr>
-        <w:t>Prueba de Corridas (</w:t>
-      </w:r>
-      <w:proofErr w:type="spellStart"/>
-      <w:r>
-        <w:rPr>
-          <w:rFonts w:eastAsia="Times New Roman"/>
-          <w:b/>
-          <w:bCs/>
-          <w:color w:val="auto"/>
-          <w:szCs w:val="24"/>
-          <w:lang w:val="es-MX"/>
-        </w:rPr>
-        <w:t>Runs</w:t>
-      </w:r>
-      <w:proofErr w:type="spellEnd"/>
-      <w:r>
-        <w:rPr>
-          <w:rFonts w:eastAsia="Times New Roman"/>
-          <w:b/>
-          <w:bCs/>
-          <w:color w:val="auto"/>
-          <w:szCs w:val="24"/>
-          <w:lang w:val="es-MX"/>
-        </w:rPr>
-        <w:t xml:space="preserve"> Test)</w:t>
-      </w:r>
-      <w:r>
-        <w:rPr>
-          <w:rFonts w:eastAsia="Times New Roman"/>
-          <w:color w:val="auto"/>
-          <w:szCs w:val="24"/>
-          <w:lang w:val="es-MX"/>
-        </w:rPr>
-        <w:t>.</w:t>
-      </w:r>
-    </w:p>
-    <w:p>
-      <w:pPr>
-        <w:spacing w:before="100" w:beforeAutospacing="1" w:after="100" w:afterAutospacing="1" w:line="240" w:lineRule="auto"/>
-        <w:ind w:left="0" w:right="0" w:firstLine="0"/>
-        <w:rPr>
-          <w:rFonts w:eastAsia="Times New Roman"/>
-          <w:color w:val="auto"/>
-          <w:szCs w:val="24"/>
-          <w:lang w:val="es-MX"/>
-        </w:rPr>
-      </w:pPr>
-    </w:p>
-    <w:p>
-      <w:pPr>
-        <w:numPr>
-          <w:ilvl w:val="0"/>
-          <w:numId w:val="2"/>
-        </w:numPr>
-        <w:spacing w:before="100" w:beforeAutospacing="1" w:after="100" w:afterAutospacing="1" w:line="240" w:lineRule="auto"/>
-        <w:ind w:right="0"/>
-        <w:rPr>
-          <w:rFonts w:eastAsia="Times New Roman"/>
-          <w:color w:val="auto"/>
-          <w:szCs w:val="24"/>
-          <w:lang w:val="es-MX"/>
-        </w:rPr>
-      </w:pPr>
-      <w:r>
-        <w:rPr>
-          <w:rFonts w:eastAsia="Times New Roman"/>
-          <w:b/>
-          <w:bCs/>
-          <w:color w:val="auto"/>
-          <w:szCs w:val="24"/>
-          <w:lang w:val="es-MX"/>
-        </w:rPr>
-        <w:t>De independencia:</w:t>
-      </w:r>
-      <w:r>
-        <w:rPr>
-          <w:rFonts w:eastAsia="Times New Roman"/>
-          <w:color w:val="auto"/>
-          <w:szCs w:val="24"/>
-          <w:lang w:val="es-MX"/>
-        </w:rPr>
-        <w:t xml:space="preserve"> Comprueban que cada número sea independiente del anterior. Para ello se emplean la </w:t>
-      </w:r>
-      <w:r>
-        <w:rPr>
-          <w:rFonts w:eastAsia="Times New Roman"/>
-          <w:b/>
-          <w:bCs/>
-          <w:color w:val="auto"/>
-          <w:szCs w:val="24"/>
-          <w:lang w:val="es-MX"/>
-        </w:rPr>
-        <w:t>Prueba de Autocorrelación</w:t>
-      </w:r>
-      <w:r>
-        <w:rPr>
-          <w:rFonts w:eastAsia="Times New Roman"/>
-          <w:color w:val="auto"/>
-          <w:szCs w:val="24"/>
-          <w:lang w:val="es-MX"/>
-        </w:rPr>
-        <w:t xml:space="preserve"> y la </w:t>
-      </w:r>
-      <w:r>
-        <w:rPr>
-          <w:rFonts w:eastAsia="Times New Roman"/>
-          <w:b/>
-          <w:bCs/>
-          <w:color w:val="auto"/>
-          <w:szCs w:val="24"/>
-          <w:lang w:val="es-MX"/>
-        </w:rPr>
-        <w:t>Prueba de Series</w:t>
-      </w:r>
-      <w:r>
-        <w:rPr>
-          <w:rFonts w:eastAsia="Times New Roman"/>
-          <w:color w:val="auto"/>
-          <w:szCs w:val="24"/>
-          <w:lang w:val="es-MX"/>
-        </w:rPr>
-        <w:t>.</w:t>
-      </w:r>
-    </w:p>
-    <w:p>
-      <w:pPr>
-        <w:spacing w:before="100" w:beforeAutospacing="1" w:after="100" w:afterAutospacing="1" w:line="240" w:lineRule="auto"/>
-        <w:ind w:left="0" w:right="0" w:firstLine="0"/>
-        <w:rPr>
-          <w:rFonts w:eastAsia="Times New Roman"/>
-          <w:color w:val="auto"/>
-          <w:szCs w:val="24"/>
-          <w:lang w:val="es-MX"/>
-        </w:rPr>
-      </w:pPr>
-    </w:p>
-    <w:p>
-      <w:pPr>
-        <w:spacing w:before="100" w:beforeAutospacing="1" w:after="100" w:afterAutospacing="1" w:line="240" w:lineRule="auto"/>
-        <w:ind w:left="0" w:right="0" w:firstLine="0"/>
-        <w:outlineLvl w:val="2"/>
-        <w:rPr>
-          <w:rFonts w:eastAsia="Times New Roman"/>
-          <w:b/>
-          <w:bCs/>
-          <w:color w:val="auto"/>
-          <w:sz w:val="27"/>
-          <w:szCs w:val="27"/>
-          <w:lang w:val="es-MX"/>
-        </w:rPr>
-      </w:pPr>
-      <w:r>
-        <w:rPr>
-          <w:rFonts w:eastAsia="Times New Roman"/>
-          <w:b/>
-          <w:bCs/>
-          <w:color w:val="auto"/>
-          <w:sz w:val="27"/>
-          <w:szCs w:val="27"/>
-          <w:lang w:val="es-MX"/>
-        </w:rPr>
-        <w:lastRenderedPageBreak/>
-        <w:t>3. El Método de Monte Carlo</w:t>
-      </w:r>
-    </w:p>
-    <w:p>
-      <w:pPr>
-        <w:spacing w:before="100" w:beforeAutospacing="1" w:after="100" w:afterAutospacing="1" w:line="240" w:lineRule="auto"/>
-        <w:ind w:left="0" w:right="0" w:firstLine="0"/>
-        <w:rPr>
-          <w:rFonts w:eastAsia="Times New Roman"/>
-          <w:color w:val="auto"/>
-          <w:szCs w:val="24"/>
-          <w:lang w:val="es-MX"/>
-        </w:rPr>
-      </w:pPr>
-      <w:r>
-        <w:rPr>
-          <w:rFonts w:eastAsia="Times New Roman"/>
-          <w:color w:val="auto"/>
-          <w:szCs w:val="24"/>
-          <w:lang w:val="es-MX"/>
-        </w:rPr>
-        <w:t xml:space="preserve">El </w:t>
-      </w:r>
-      <w:r>
-        <w:rPr>
-          <w:rFonts w:eastAsia="Times New Roman"/>
-          <w:b/>
-          <w:bCs/>
-          <w:color w:val="auto"/>
-          <w:szCs w:val="24"/>
-          <w:lang w:val="es-MX"/>
-        </w:rPr>
-        <w:t>Método de Monte Carlo</w:t>
-      </w:r>
-      <w:r>
-        <w:rPr>
-          <w:rFonts w:eastAsia="Times New Roman"/>
-          <w:color w:val="auto"/>
-          <w:szCs w:val="24"/>
-          <w:lang w:val="es-MX"/>
-        </w:rPr>
-        <w:t xml:space="preserve"> es una técnica numérica que utiliza secuencias de números pseudoaleatorios para resolver problemas complejos mediante la experimentación probabilística.</w:t>
-      </w:r>
-    </w:p>
-    <w:p>
-      <w:pPr>
-        <w:numPr>
-          <w:ilvl w:val="0"/>
-          <w:numId w:val="3"/>
-        </w:numPr>
-        <w:spacing w:before="100" w:beforeAutospacing="1" w:after="100" w:afterAutospacing="1" w:line="240" w:lineRule="auto"/>
-        <w:ind w:right="0"/>
-        <w:rPr>
-          <w:rFonts w:eastAsia="Times New Roman"/>
-          <w:color w:val="auto"/>
-          <w:szCs w:val="24"/>
-          <w:lang w:val="es-MX"/>
-        </w:rPr>
-      </w:pPr>
-      <w:r>
-        <w:rPr>
-          <w:rFonts w:eastAsia="Times New Roman"/>
-          <w:b/>
-          <w:bCs/>
-          <w:color w:val="auto"/>
-          <w:szCs w:val="24"/>
-          <w:lang w:val="es-MX"/>
-        </w:rPr>
-        <w:t>Características:</w:t>
-      </w:r>
-      <w:r>
-        <w:rPr>
-          <w:rFonts w:eastAsia="Times New Roman"/>
-          <w:color w:val="auto"/>
-          <w:szCs w:val="24"/>
-          <w:lang w:val="es-MX"/>
-        </w:rPr>
-        <w:t xml:space="preserve"> Se basa en la ley de los grandes números; es decir, no ofrece una respuesta exacta inmediata, sino una estimación cuyo error disminuye conforme aumenta el número de iteraciones o simulaciones realizadas.</w:t>
-      </w:r>
-    </w:p>
-    <w:p>
-      <w:pPr>
-        <w:numPr>
-          <w:ilvl w:val="0"/>
-          <w:numId w:val="3"/>
-        </w:numPr>
-        <w:spacing w:before="100" w:beforeAutospacing="1" w:after="100" w:afterAutospacing="1" w:line="240" w:lineRule="auto"/>
-        <w:ind w:right="0"/>
-        <w:rPr>
-          <w:rFonts w:eastAsia="Times New Roman"/>
-          <w:color w:val="auto"/>
-          <w:szCs w:val="24"/>
-          <w:lang w:val="es-MX"/>
-        </w:rPr>
-      </w:pPr>
-      <w:r>
-        <w:rPr>
-          <w:rFonts w:eastAsia="Times New Roman"/>
-          <w:b/>
-          <w:bCs/>
-          <w:color w:val="auto"/>
-          <w:szCs w:val="24"/>
-          <w:lang w:val="es-MX"/>
-        </w:rPr>
-        <w:t>Aplicaciones:</w:t>
-      </w:r>
-      <w:r>
-        <w:rPr>
-          <w:rFonts w:eastAsia="Times New Roman"/>
-          <w:color w:val="auto"/>
-          <w:szCs w:val="24"/>
-          <w:lang w:val="es-MX"/>
-        </w:rPr>
-        <w:t xml:space="preserve"> Se aplica ampliamente en la ingeniería para evaluar fiabilidad de sistemas, en finanzas para análisis de riesgo, y en ciencias para el cálculo de integrales complejas.</w:t>
-      </w:r>
-    </w:p>
-    <w:p>
-      <w:pPr>
-        <w:numPr>
-          <w:ilvl w:val="0"/>
-          <w:numId w:val="3"/>
-        </w:numPr>
-        <w:spacing w:before="100" w:beforeAutospacing="1" w:after="100" w:afterAutospacing="1" w:line="240" w:lineRule="auto"/>
-        <w:ind w:right="0"/>
-        <w:rPr>
-          <w:rFonts w:eastAsia="Times New Roman"/>
-          <w:color w:val="auto"/>
-          <w:szCs w:val="24"/>
-          <w:lang w:val="es-MX"/>
-        </w:rPr>
-      </w:pPr>
-      <w:r>
-        <w:rPr>
-          <w:rFonts w:eastAsia="Times New Roman"/>
-          <w:b/>
-          <w:bCs/>
-          <w:color w:val="auto"/>
-          <w:szCs w:val="24"/>
-          <w:lang w:val="es-MX"/>
-        </w:rPr>
-        <w:t>Resolución de problemas:</w:t>
-      </w:r>
-      <w:r>
-        <w:rPr>
-          <w:rFonts w:eastAsia="Times New Roman"/>
-          <w:color w:val="auto"/>
-          <w:szCs w:val="24"/>
-          <w:lang w:val="es-MX"/>
-        </w:rPr>
-        <w:t xml:space="preserve"> El proceso general consiste en definir un modelo matemático, generar los números pseudoaleatorios, transformar las variables a la distribución deseada, evaluar el experimento repetidas veces y promediar los resultados para obtener una solución estimada (como en el clásico cálculo aproximado del valor de pi mediante puntos aleatorios).</w:t>
-      </w:r>
-    </w:p>
-    <w:p>
-      <w:pPr>
-        <w:spacing w:after="160" w:line="259" w:lineRule="auto"/>
-        <w:ind w:left="0" w:right="0" w:firstLine="0"/>
-        <w:jc w:val="left"/>
-        <w:rPr>
-          <w:rFonts w:eastAsia="Times New Roman"/>
-          <w:color w:val="auto"/>
-          <w:szCs w:val="24"/>
-          <w:lang w:val="es-MX"/>
-        </w:rPr>
-      </w:pPr>
-      <w:r>
-        <w:rPr>
-          <w:rFonts w:eastAsia="Times New Roman"/>
-          <w:color w:val="auto"/>
-          <w:szCs w:val="24"/>
           <w:lang w:val="es-MX"/>
         </w:rPr>
         <w:br w:type="page"/>
       </w:r>
+    </w:p>
+    <w:p>
+      <w:pPr>
+        <w:pStyle w:val="NormalWeb"/>
+        <w:rPr>
+          <w:lang w:val="es-MX"/>
+        </w:rPr>
+      </w:pPr>
     </w:p>
     <w:p>
       <w:pPr>
         <w:spacing w:before="100" w:beforeAutospacing="1" w:after="100" w:afterAutospacing="1" w:line="240" w:lineRule="auto"/>
         <w:ind w:left="0" w:right="0" w:firstLine="0"/>
         <w:jc w:val="center"/>
+        <w:outlineLvl w:val="2"/>
         <w:rPr>
           <w:rFonts w:eastAsia="Times New Roman"/>
           <w:b/>
@@ -1974,37 +2370,100 @@
           <w:szCs w:val="24"/>
           <w:lang w:val="es-MX"/>
         </w:rPr>
-        <w:lastRenderedPageBreak/>
         <w:t>CONCLUSIÓN</w:t>
       </w:r>
     </w:p>
     <w:p>
       <w:pPr>
-        <w:spacing w:after="160" w:line="259" w:lineRule="auto"/>
+        <w:spacing w:before="100" w:beforeAutospacing="1" w:after="100" w:afterAutospacing="1" w:line="240" w:lineRule="auto"/>
         <w:ind w:left="0" w:right="0" w:firstLine="0"/>
         <w:rPr>
-          <w:lang w:val="es-MX"/>
-        </w:rPr>
-      </w:pPr>
-      <w:r>
-        <w:rPr>
-          <w:lang w:val="es-MX"/>
-        </w:rPr>
-        <w:t xml:space="preserve">El análisis de los generadores pseudoaleatorios y del Método de Monte Carlo demuestra que la simulación por computadora es una combinación exacta entre matemáticas deterministas y estadística probabilística. Como futuros ingenieros, comprender que un algoritmo de generación no sirve por sí solo —sino que requiere un control exhaustivo mediante pruebas de uniformidad, aleatoriedad e independencia— es clave para construir sistemas de simulación robustos y confiables. Herramientas como el método </w:t>
-      </w:r>
-      <w:proofErr w:type="spellStart"/>
-      <w:r>
-        <w:rPr>
-          <w:lang w:val="es-MX"/>
-        </w:rPr>
-        <w:t>congruencial</w:t>
-      </w:r>
-      <w:proofErr w:type="spellEnd"/>
-      <w:r>
-        <w:rPr>
-          <w:lang w:val="es-MX"/>
-        </w:rPr>
-        <w:t xml:space="preserve"> y las técnicas de Monte Carlo nos permiten modelar la incertidumbre del mundo real de manera controlada, optimizando procesos y facilitando la toma de decisiones técnicas complejas.</w:t>
+          <w:rFonts w:eastAsia="Times New Roman"/>
+          <w:color w:val="auto"/>
+          <w:szCs w:val="24"/>
+          <w:lang w:val="es-MX"/>
+        </w:rPr>
+      </w:pPr>
+      <w:r>
+        <w:rPr>
+          <w:rFonts w:eastAsia="Times New Roman"/>
+          <w:color w:val="auto"/>
+          <w:szCs w:val="24"/>
+          <w:lang w:val="es-MX"/>
+        </w:rPr>
+        <w:t>Después de investigar los números pseudoaleatorios y el método de Monte Carlo, considero que ambos son herramientas importantes dentro de la simulación, ya que permiten representar situaciones que pueden tener diferentes resultados.</w:t>
+      </w:r>
+    </w:p>
+    <w:p>
+      <w:pPr>
+        <w:spacing w:before="100" w:beforeAutospacing="1" w:after="100" w:afterAutospacing="1" w:line="240" w:lineRule="auto"/>
+        <w:ind w:left="0" w:right="0" w:firstLine="0"/>
+        <w:rPr>
+          <w:rFonts w:eastAsia="Times New Roman"/>
+          <w:color w:val="auto"/>
+          <w:szCs w:val="24"/>
+          <w:lang w:val="es-MX"/>
+        </w:rPr>
+      </w:pPr>
+      <w:r>
+        <w:rPr>
+          <w:rFonts w:eastAsia="Times New Roman"/>
+          <w:color w:val="auto"/>
+          <w:szCs w:val="24"/>
+          <w:lang w:val="es-MX"/>
+        </w:rPr>
+        <w:t>Los números pseudoaleatorios son fundamentales porque proporcionan los valores necesarios para desarrollar los experimentos. Sin embargo, no basta con generarlos, también es necesario comprobar su calidad mediante pruebas estadísticas de uniformidad, aleatoriedad e independencia.</w:t>
+      </w:r>
+    </w:p>
+    <w:p>
+      <w:pPr>
+        <w:spacing w:before="100" w:beforeAutospacing="1" w:after="100" w:afterAutospacing="1" w:line="240" w:lineRule="auto"/>
+        <w:ind w:left="0" w:right="0" w:firstLine="0"/>
+        <w:rPr>
+          <w:rFonts w:eastAsia="Times New Roman"/>
+          <w:color w:val="auto"/>
+          <w:szCs w:val="24"/>
+          <w:lang w:val="es-MX"/>
+        </w:rPr>
+      </w:pPr>
+      <w:r>
+        <w:rPr>
+          <w:rFonts w:eastAsia="Times New Roman"/>
+          <w:color w:val="auto"/>
+          <w:szCs w:val="24"/>
+          <w:lang w:val="es-MX"/>
+        </w:rPr>
+        <w:t>Por otra parte, el método de Monte Carlo permite utilizar estos números para resolver problemas relacionados con probabilidades, riesgos y situaciones inciertas. Su principal ventaja es que permite analizar diferentes escenarios antes de tomar decisiones en la vida real.</w:t>
+      </w:r>
+    </w:p>
+    <w:p>
+      <w:pPr>
+        <w:spacing w:before="100" w:beforeAutospacing="1" w:after="100" w:afterAutospacing="1" w:line="240" w:lineRule="auto"/>
+        <w:ind w:left="0" w:right="0" w:firstLine="0"/>
+        <w:rPr>
+          <w:rFonts w:eastAsia="Times New Roman"/>
+          <w:color w:val="auto"/>
+          <w:szCs w:val="24"/>
+          <w:lang w:val="es-MX"/>
+        </w:rPr>
+      </w:pPr>
+      <w:r>
+        <w:rPr>
+          <w:rFonts w:eastAsia="Times New Roman"/>
+          <w:color w:val="auto"/>
+          <w:szCs w:val="24"/>
+          <w:lang w:val="es-MX"/>
+        </w:rPr>
+        <w:t>En conclusión, pienso que conocer estos métodos es importante dentro de la ingeniería en sistemas, porque demuestra cómo las matemáticas, la estadística y la programación pueden trabajar juntas para encontrar soluciones. Además, comprender estas herramientas nos permite desarrollar simulaciones más confiables y utilizarlas en problemas reales.</w:t>
+      </w:r>
+      <w:r>
+        <w:rPr>
+          <w:rFonts w:eastAsia="Times New Roman"/>
+          <w:color w:val="auto"/>
+          <w:szCs w:val="24"/>
+          <w:lang w:val="es-MX"/>
+        </w:rPr>
+        <w:t xml:space="preserve"> </w:t>
       </w:r>
     </w:p>
     <w:p>
@@ -2013,11 +2472,17 @@
         <w:ind w:left="0" w:right="0" w:firstLine="0"/>
         <w:jc w:val="left"/>
         <w:rPr>
-          <w:lang w:val="es-MX"/>
-        </w:rPr>
-      </w:pPr>
-      <w:r>
-        <w:rPr>
+          <w:rFonts w:eastAsia="Times New Roman"/>
+          <w:color w:val="auto"/>
+          <w:szCs w:val="24"/>
+          <w:lang w:val="es-MX"/>
+        </w:rPr>
+      </w:pPr>
+      <w:r>
+        <w:rPr>
+          <w:rFonts w:eastAsia="Times New Roman"/>
+          <w:color w:val="auto"/>
+          <w:szCs w:val="24"/>
           <w:lang w:val="es-MX"/>
         </w:rPr>
         <w:br w:type="page"/>
@@ -2025,17 +2490,22 @@
     </w:p>
     <w:p>
       <w:pPr>
-        <w:pStyle w:val="NormalWeb"/>
+        <w:pStyle w:val="Ttulo2"/>
         <w:jc w:val="center"/>
         <w:rPr>
-          <w:rFonts w:ascii="Arial" w:hAnsi="Arial" w:cs="Arial"/>
+          <w:rFonts w:ascii="Arial" w:eastAsia="Times New Roman" w:hAnsi="Arial" w:cs="Arial"/>
           <w:b/>
+          <w:bCs/>
+          <w:color w:val="auto"/>
+          <w:sz w:val="36"/>
         </w:rPr>
       </w:pPr>
       <w:r>
         <w:rPr>
           <w:rFonts w:ascii="Arial" w:hAnsi="Arial" w:cs="Arial"/>
           <w:b/>
+          <w:bCs/>
+          <w:color w:val="auto"/>
         </w:rPr>
         <w:lastRenderedPageBreak/>
         <w:t>FUENTES DE INFORMACIÓN</w:t>
@@ -2046,7 +2516,7 @@
         <w:pStyle w:val="NormalWeb"/>
         <w:numPr>
           <w:ilvl w:val="0"/>
-          <w:numId w:val="4"/>
+          <w:numId w:val="7"/>
         </w:numPr>
         <w:jc w:val="both"/>
         <w:rPr>
@@ -2056,22 +2526,40 @@
       <w:r>
         <w:rPr>
           <w:rFonts w:ascii="Arial" w:hAnsi="Arial" w:cs="Arial"/>
-        </w:rPr>
-        <w:t xml:space="preserve">Banks, J., Carson, J. S., Nelson, B. L., &amp; Nicol, D. M. (2005). </w:t>
-      </w:r>
-      <w:r>
-        <w:rPr>
-          <w:rFonts w:ascii="Arial" w:hAnsi="Arial" w:cs="Arial"/>
-          <w:i/>
-          <w:iCs/>
-        </w:rPr>
-        <w:t>Discrete-Event System Simulation</w:t>
-      </w:r>
-      <w:r>
-        <w:rPr>
-          <w:rFonts w:ascii="Arial" w:hAnsi="Arial" w:cs="Arial"/>
-        </w:rPr>
-        <w:t>. Prentice Hall.</w:t>
+          <w:lang w:val="es-MX"/>
+        </w:rPr>
+        <w:t xml:space="preserve">IBM. (s. f.). </w:t>
+      </w:r>
+      <w:r>
+        <w:rPr>
+          <w:rStyle w:val="nfasis"/>
+          <w:rFonts w:ascii="Arial" w:hAnsi="Arial" w:cs="Arial"/>
+          <w:lang w:val="es-MX"/>
+        </w:rPr>
+        <w:t>¿Qué es la simulación de Monte Carlo?</w:t>
+      </w:r>
+      <w:r>
+        <w:rPr>
+          <w:rFonts w:ascii="Arial" w:hAnsi="Arial" w:cs="Arial"/>
+          <w:lang w:val="es-MX"/>
+        </w:rPr>
+        <w:t xml:space="preserve"> </w:t>
+      </w:r>
+      <w:hyperlink r:id="rId9" w:history="1">
+        <w:r>
+          <w:rPr>
+            <w:rStyle w:val="Hipervnculo"/>
+            <w:rFonts w:ascii="Arial" w:hAnsi="Arial" w:cs="Arial"/>
+            <w:color w:val="auto"/>
+          </w:rPr>
+          <w:t>https://www.ibm.com/mx-es/think/topics/monte-carlo-simulation</w:t>
+        </w:r>
+      </w:hyperlink>
+      <w:r>
+        <w:rPr>
+          <w:rFonts w:ascii="Arial" w:hAnsi="Arial" w:cs="Arial"/>
+        </w:rPr>
+        <w:t xml:space="preserve"> </w:t>
       </w:r>
     </w:p>
     <w:p>
@@ -2079,7 +2567,7 @@
         <w:pStyle w:val="NormalWeb"/>
         <w:numPr>
           <w:ilvl w:val="0"/>
-          <w:numId w:val="4"/>
+          <w:numId w:val="7"/>
         </w:numPr>
         <w:jc w:val="both"/>
         <w:rPr>
@@ -2089,47 +2577,39 @@
       <w:r>
         <w:rPr>
           <w:rFonts w:ascii="Arial" w:hAnsi="Arial" w:cs="Arial"/>
-          <w:lang w:val="es-MX"/>
-        </w:rPr>
-        <w:t xml:space="preserve">Coss Bu, R. (2003). </w:t>
-      </w:r>
-      <w:r>
-        <w:rPr>
-          <w:rFonts w:ascii="Arial" w:hAnsi="Arial" w:cs="Arial"/>
-          <w:i/>
-          <w:iCs/>
-          <w:lang w:val="es-MX"/>
-        </w:rPr>
-        <w:t>Simulación: Un enfoque práctico</w:t>
-      </w:r>
-      <w:r>
-        <w:rPr>
-          <w:rFonts w:ascii="Arial" w:hAnsi="Arial" w:cs="Arial"/>
-          <w:lang w:val="es-MX"/>
+        </w:rPr>
+        <w:t xml:space="preserve">National Institute of Standards and Technology (NIST). (2010). </w:t>
+      </w:r>
+      <w:r>
+        <w:rPr>
+          <w:rStyle w:val="nfasis"/>
+          <w:rFonts w:ascii="Arial" w:hAnsi="Arial" w:cs="Arial"/>
+        </w:rPr>
+        <w:t>A Statistical Test Suite for Random and Pseudorandom Number Generators for Cryptographic Applications</w:t>
+      </w:r>
+      <w:r>
+        <w:rPr>
+          <w:rFonts w:ascii="Arial" w:hAnsi="Arial" w:cs="Arial"/>
         </w:rPr>
         <w:t xml:space="preserve">. </w:t>
       </w:r>
-      <w:proofErr w:type="spellStart"/>
-      <w:r>
-        <w:rPr>
-          <w:rFonts w:ascii="Arial" w:hAnsi="Arial" w:cs="Arial"/>
-        </w:rPr>
-        <w:t>Limusa</w:t>
-      </w:r>
-      <w:proofErr w:type="spellEnd"/>
-      <w:r>
-        <w:rPr>
-          <w:rFonts w:ascii="Arial" w:hAnsi="Arial" w:cs="Arial"/>
-        </w:rPr>
-        <w:t>.</w:t>
-      </w:r>
+      <w:hyperlink r:id="rId10" w:history="1">
+        <w:r>
+          <w:rPr>
+            <w:rStyle w:val="Hipervnculo"/>
+            <w:rFonts w:ascii="Arial" w:hAnsi="Arial" w:cs="Arial"/>
+            <w:color w:val="auto"/>
+          </w:rPr>
+          <w:t>https://doi.org/10.6028/NIST.SP.800-22r1a</w:t>
+        </w:r>
+      </w:hyperlink>
     </w:p>
     <w:p>
       <w:pPr>
         <w:pStyle w:val="NormalWeb"/>
         <w:numPr>
           <w:ilvl w:val="0"/>
-          <w:numId w:val="4"/>
+          <w:numId w:val="7"/>
         </w:numPr>
         <w:jc w:val="both"/>
         <w:rPr>
@@ -2139,45 +2619,50 @@
       <w:r>
         <w:rPr>
           <w:rFonts w:ascii="Arial" w:hAnsi="Arial" w:cs="Arial"/>
-          <w:lang w:val="es-MX"/>
-        </w:rPr>
-        <w:t xml:space="preserve">Shannon, R. E. (1988). </w:t>
-      </w:r>
-      <w:r>
-        <w:rPr>
-          <w:rFonts w:ascii="Arial" w:hAnsi="Arial" w:cs="Arial"/>
-          <w:i/>
-          <w:iCs/>
-          <w:lang w:val="es-MX"/>
-        </w:rPr>
-        <w:t>Simulación de sistemas: Su diseño y desarrollo</w:t>
-      </w:r>
-      <w:r>
-        <w:rPr>
-          <w:rFonts w:ascii="Arial" w:hAnsi="Arial" w:cs="Arial"/>
-          <w:lang w:val="es-MX"/>
+        </w:rPr>
+        <w:t xml:space="preserve">National Institute of Standards and Technology (NIST). (s. f.). </w:t>
+      </w:r>
+      <w:r>
+        <w:rPr>
+          <w:rStyle w:val="nfasis"/>
+          <w:rFonts w:ascii="Arial" w:hAnsi="Arial" w:cs="Arial"/>
+        </w:rPr>
+        <w:t>Pseudo-random number generator</w:t>
+      </w:r>
+      <w:r>
+        <w:rPr>
+          <w:rFonts w:ascii="Arial" w:hAnsi="Arial" w:cs="Arial"/>
         </w:rPr>
         <w:t xml:space="preserve">. </w:t>
       </w:r>
-      <w:proofErr w:type="spellStart"/>
-      <w:r>
-        <w:rPr>
-          <w:rFonts w:ascii="Arial" w:hAnsi="Arial" w:cs="Arial"/>
-        </w:rPr>
-        <w:t>Trillas</w:t>
-      </w:r>
-      <w:proofErr w:type="spellEnd"/>
-      <w:r>
-        <w:rPr>
-          <w:rFonts w:ascii="Arial" w:hAnsi="Arial" w:cs="Arial"/>
-        </w:rPr>
-        <w:t>.</w:t>
-      </w:r>
+      <w:hyperlink r:id="rId11" w:history="1">
+        <w:r>
+          <w:rPr>
+            <w:rStyle w:val="Hipervnculo"/>
+            <w:rFonts w:ascii="Arial" w:hAnsi="Arial" w:cs="Arial"/>
+            <w:color w:val="auto"/>
+          </w:rPr>
+          <w:t>https://xlinux.nist.gov/dads/HTML/pseudorandomNumberGen.html</w:t>
+        </w:r>
+      </w:hyperlink>
+    </w:p>
+    <w:p>
+      <w:pPr>
+        <w:spacing w:before="100" w:beforeAutospacing="1" w:after="100" w:afterAutospacing="1" w:line="240" w:lineRule="auto"/>
+        <w:ind w:left="0" w:right="0" w:firstLine="0"/>
+        <w:rPr>
+          <w:rFonts w:eastAsia="Times New Roman"/>
+          <w:color w:val="auto"/>
+          <w:szCs w:val="24"/>
+          <w:lang w:val="es-MX"/>
+        </w:rPr>
+      </w:pPr>
     </w:p>
     <w:p>
       <w:pPr>
         <w:spacing w:after="160" w:line="259" w:lineRule="auto"/>
         <w:ind w:left="0" w:right="0" w:firstLine="0"/>
+        <w:jc w:val="left"/>
         <w:rPr>
           <w:lang w:val="es-MX"/>
         </w:rPr>
@@ -2196,6 +2681,155 @@
 <file path=word/numbering.xml><?xml version="1.0" encoding="utf-8"?>
 <w:numbering xmlns:wpc="http://schemas.microsoft.com/office/word/2010/wordprocessingCanvas" xmlns:cx="http://schemas.microsoft.com/office/drawing/2014/chartex" xmlns:cx1="http://schemas.microsoft.com/office/drawing/2015/9/8/chartex" xmlns:cx2="http://schemas.microsoft.com/office/drawing/2015/10/21/chartex" xmlns:cx3="http://schemas.microsoft.com/office/drawing/2016/5/9/chartex" xmlns:cx4="http://schemas.microsoft.com/office/drawing/2016/5/10/chartex" xmlns:cx5="http://schemas.microsoft.com/office/drawing/2016/5/11/chartex" xmlns:cx6="http://schemas.microsoft.com/office/drawing/2016/5/12/chartex" xmlns:cx7="http://schemas.microsoft.com/office/drawing/2016/5/13/chartex" xmlns:cx8="http://schemas.microsoft.com/office/drawing/2016/5/14/chartex" xmlns:mc="http://schemas.openxmlformats.org/markup-compatibility/2006" xmlns:aink="http://schemas.microsoft.com/office/drawing/2016/ink" xmlns:am3d="http://schemas.microsoft.com/office/drawing/2017/model3d" xmlns:o="urn:schemas-microsoft-com:office:office" xmlns:r="http://schemas.openxmlformats.org/officeDocument/2006/relationships" xmlns:m="http://schemas.openxmlformats.org/officeDocument/2006/math" xmlns:v="urn:schemas-microsoft-com:vml" xmlns:wp14="http://schemas.microsoft.com/office/word/2010/wordprocessingDrawing" xmlns:wp="http://schemas.openxmlformats.org/drawingml/2006/wordprocessingDrawing" xmlns:w10="urn:schemas-microsoft-com:office:word" xmlns:w="http://schemas.openxmlformats.org/wordprocessingml/2006/main" xmlns:w14="http://schemas.microsoft.com/office/word/2010/wordml" xmlns:w15="http://schemas.microsoft.com/office/word/2012/wordml" xmlns:w16cex="http://schemas.microsoft.com/office/word/2018/wordml/cex" xmlns:w16cid="http://schemas.microsoft.com/office/word/2016/wordml/cid" xmlns:w16="http://schemas.microsoft.com/office/word/2018/wordml" xmlns:w16sdtdh="http://schemas.microsoft.com/office/word/2020/wordml/sdtdatahash" xmlns:w16se="http://schemas.microsoft.com/office/word/2015/wordml/symex" xmlns:wpg="http://schemas.microsoft.com/office/word/2010/wordprocessingGroup" xmlns:wpi="http://schemas.microsoft.com/office/word/2010/wordprocessingInk" xmlns:wne="http://schemas.microsoft.com/office/word/2006/wordml" xmlns:wps="http://schemas.microsoft.com/office/word/2010/wordprocessingShape" mc:Ignorable="w14 w15 w16se w16cid w16 w16cex w16sdtdh wp14">
   <w:abstractNum w:abstractNumId="0" w15:restartNumberingAfterBreak="0">
+    <w:nsid w:val="0E12079F"/>
+    <w:multiLevelType w:val="multilevel"/>
+    <w:tmpl w:val="112C4736"/>
+    <w:lvl w:ilvl="0">
+      <w:start w:val="1"/>
+      <w:numFmt w:val="bullet"/>
+      <w:lvlText w:val=""/>
+      <w:lvlJc w:val="left"/>
+      <w:pPr>
+        <w:tabs>
+          <w:tab w:val="num" w:pos="720"/>
+        </w:tabs>
+        <w:ind w:left="720" w:hanging="360"/>
+      </w:pPr>
+      <w:rPr>
+        <w:rFonts w:ascii="Symbol" w:hAnsi="Symbol" w:hint="default"/>
+        <w:sz w:val="20"/>
+      </w:rPr>
+    </w:lvl>
+    <w:lvl w:ilvl="1" w:tentative="1">
+      <w:start w:val="1"/>
+      <w:numFmt w:val="bullet"/>
+      <w:lvlText w:val="o"/>
+      <w:lvlJc w:val="left"/>
+      <w:pPr>
+        <w:tabs>
+          <w:tab w:val="num" w:pos="1440"/>
+        </w:tabs>
+        <w:ind w:left="1440" w:hanging="360"/>
+      </w:pPr>
+      <w:rPr>
+        <w:rFonts w:ascii="Courier New" w:hAnsi="Courier New" w:hint="default"/>
+        <w:sz w:val="20"/>
+      </w:rPr>
+    </w:lvl>
+    <w:lvl w:ilvl="2" w:tentative="1">
+      <w:start w:val="1"/>
+      <w:numFmt w:val="bullet"/>
+      <w:lvlText w:val=""/>
+      <w:lvlJc w:val="left"/>
+      <w:pPr>
+        <w:tabs>
+          <w:tab w:val="num" w:pos="2160"/>
+        </w:tabs>
+        <w:ind w:left="2160" w:hanging="360"/>
+      </w:pPr>
+      <w:rPr>
+        <w:rFonts w:ascii="Wingdings" w:hAnsi="Wingdings" w:hint="default"/>
+        <w:sz w:val="20"/>
+      </w:rPr>
+    </w:lvl>
+    <w:lvl w:ilvl="3" w:tentative="1">
+      <w:start w:val="1"/>
+      <w:numFmt w:val="bullet"/>
+      <w:lvlText w:val=""/>
+      <w:lvlJc w:val="left"/>
+      <w:pPr>
+        <w:tabs>
+          <w:tab w:val="num" w:pos="2880"/>
+        </w:tabs>
+        <w:ind w:left="2880" w:hanging="360"/>
+      </w:pPr>
+      <w:rPr>
+        <w:rFonts w:ascii="Wingdings" w:hAnsi="Wingdings" w:hint="default"/>
+        <w:sz w:val="20"/>
+      </w:rPr>
+    </w:lvl>
+    <w:lvl w:ilvl="4" w:tentative="1">
+      <w:start w:val="1"/>
+      <w:numFmt w:val="bullet"/>
+      <w:lvlText w:val=""/>
+      <w:lvlJc w:val="left"/>
+      <w:pPr>
+        <w:tabs>
+          <w:tab w:val="num" w:pos="3600"/>
+        </w:tabs>
+        <w:ind w:left="3600" w:hanging="360"/>
+      </w:pPr>
+      <w:rPr>
+        <w:rFonts w:ascii="Wingdings" w:hAnsi="Wingdings" w:hint="default"/>
+        <w:sz w:val="20"/>
+      </w:rPr>
+    </w:lvl>
+    <w:lvl w:ilvl="5" w:tentative="1">
+      <w:start w:val="1"/>
+      <w:numFmt w:val="bullet"/>
+      <w:lvlText w:val=""/>
+      <w:lvlJc w:val="left"/>
+      <w:pPr>
+        <w:tabs>
+          <w:tab w:val="num" w:pos="4320"/>
+        </w:tabs>
+        <w:ind w:left="4320" w:hanging="360"/>
+      </w:pPr>
+      <w:rPr>
+        <w:rFonts w:ascii="Wingdings" w:hAnsi="Wingdings" w:hint="default"/>
+        <w:sz w:val="20"/>
+      </w:rPr>
+    </w:lvl>
+    <w:lvl w:ilvl="6" w:tentative="1">
+      <w:start w:val="1"/>
+      <w:numFmt w:val="bullet"/>
+      <w:lvlText w:val=""/>
+      <w:lvlJc w:val="left"/>
+      <w:pPr>
+        <w:tabs>
+          <w:tab w:val="num" w:pos="5040"/>
+        </w:tabs>
+        <w:ind w:left="5040" w:hanging="360"/>
+      </w:pPr>
+      <w:rPr>
+        <w:rFonts w:ascii="Wingdings" w:hAnsi="Wingdings" w:hint="default"/>
+        <w:sz w:val="20"/>
+      </w:rPr>
+    </w:lvl>
+    <w:lvl w:ilvl="7" w:tentative="1">
+      <w:start w:val="1"/>
+      <w:numFmt w:val="bullet"/>
+      <w:lvlText w:val=""/>
+      <w:lvlJc w:val="left"/>
+      <w:pPr>
+        <w:tabs>
+          <w:tab w:val="num" w:pos="5760"/>
+        </w:tabs>
+        <w:ind w:left="5760" w:hanging="360"/>
+      </w:pPr>
+      <w:rPr>
+        <w:rFonts w:ascii="Wingdings" w:hAnsi="Wingdings" w:hint="default"/>
+        <w:sz w:val="20"/>
+      </w:rPr>
+    </w:lvl>
+    <w:lvl w:ilvl="8" w:tentative="1">
+      <w:start w:val="1"/>
+      <w:numFmt w:val="bullet"/>
+      <w:lvlText w:val=""/>
+      <w:lvlJc w:val="left"/>
+      <w:pPr>
+        <w:tabs>
+          <w:tab w:val="num" w:pos="6480"/>
+        </w:tabs>
+        <w:ind w:left="6480" w:hanging="360"/>
+      </w:pPr>
+      <w:rPr>
+        <w:rFonts w:ascii="Wingdings" w:hAnsi="Wingdings" w:hint="default"/>
+        <w:sz w:val="20"/>
+      </w:rPr>
+    </w:lvl>
+  </w:abstractNum>
+  <w:abstractNum w:abstractNumId="1" w15:restartNumberingAfterBreak="0">
     <w:nsid w:val="187730F5"/>
     <w:multiLevelType w:val="multilevel"/>
     <w:tmpl w:val="A986E64A"/>
@@ -2344,7 +2978,269 @@
       </w:rPr>
     </w:lvl>
   </w:abstractNum>
-  <w:abstractNum w:abstractNumId="1" w15:restartNumberingAfterBreak="0">
+  <w:abstractNum w:abstractNumId="2" w15:restartNumberingAfterBreak="0">
+    <w:nsid w:val="1ECA6072"/>
+    <w:multiLevelType w:val="hybridMultilevel"/>
+    <w:tmpl w:val="5ECAF372"/>
+    <w:lvl w:ilvl="0" w:tplc="04090001">
+      <w:start w:val="1"/>
+      <w:numFmt w:val="bullet"/>
+      <w:lvlText w:val=""/>
+      <w:lvlJc w:val="left"/>
+      <w:pPr>
+        <w:ind w:left="720" w:hanging="360"/>
+      </w:pPr>
+      <w:rPr>
+        <w:rFonts w:ascii="Symbol" w:hAnsi="Symbol" w:hint="default"/>
+      </w:rPr>
+    </w:lvl>
+    <w:lvl w:ilvl="1" w:tplc="04090003" w:tentative="1">
+      <w:start w:val="1"/>
+      <w:numFmt w:val="bullet"/>
+      <w:lvlText w:val="o"/>
+      <w:lvlJc w:val="left"/>
+      <w:pPr>
+        <w:ind w:left="1440" w:hanging="360"/>
+      </w:pPr>
+      <w:rPr>
+        <w:rFonts w:ascii="Courier New" w:hAnsi="Courier New" w:cs="Courier New" w:hint="default"/>
+      </w:rPr>
+    </w:lvl>
+    <w:lvl w:ilvl="2" w:tplc="04090005" w:tentative="1">
+      <w:start w:val="1"/>
+      <w:numFmt w:val="bullet"/>
+      <w:lvlText w:val=""/>
+      <w:lvlJc w:val="left"/>
+      <w:pPr>
+        <w:ind w:left="2160" w:hanging="360"/>
+      </w:pPr>
+      <w:rPr>
+        <w:rFonts w:ascii="Wingdings" w:hAnsi="Wingdings" w:hint="default"/>
+      </w:rPr>
+    </w:lvl>
+    <w:lvl w:ilvl="3" w:tplc="04090001" w:tentative="1">
+      <w:start w:val="1"/>
+      <w:numFmt w:val="bullet"/>
+      <w:lvlText w:val=""/>
+      <w:lvlJc w:val="left"/>
+      <w:pPr>
+        <w:ind w:left="2880" w:hanging="360"/>
+      </w:pPr>
+      <w:rPr>
+        <w:rFonts w:ascii="Symbol" w:hAnsi="Symbol" w:hint="default"/>
+      </w:rPr>
+    </w:lvl>
+    <w:lvl w:ilvl="4" w:tplc="04090003" w:tentative="1">
+      <w:start w:val="1"/>
+      <w:numFmt w:val="bullet"/>
+      <w:lvlText w:val="o"/>
+      <w:lvlJc w:val="left"/>
+      <w:pPr>
+        <w:ind w:left="3600" w:hanging="360"/>
+      </w:pPr>
+      <w:rPr>
+        <w:rFonts w:ascii="Courier New" w:hAnsi="Courier New" w:cs="Courier New" w:hint="default"/>
+      </w:rPr>
+    </w:lvl>
+    <w:lvl w:ilvl="5" w:tplc="04090005" w:tentative="1">
+      <w:start w:val="1"/>
+      <w:numFmt w:val="bullet"/>
+      <w:lvlText w:val=""/>
+      <w:lvlJc w:val="left"/>
+      <w:pPr>
+        <w:ind w:left="4320" w:hanging="360"/>
+      </w:pPr>
+      <w:rPr>
+        <w:rFonts w:ascii="Wingdings" w:hAnsi="Wingdings" w:hint="default"/>
+      </w:rPr>
+    </w:lvl>
+    <w:lvl w:ilvl="6" w:tplc="04090001" w:tentative="1">
+      <w:start w:val="1"/>
+      <w:numFmt w:val="bullet"/>
+      <w:lvlText w:val=""/>
+      <w:lvlJc w:val="left"/>
+      <w:pPr>
+        <w:ind w:left="5040" w:hanging="360"/>
+      </w:pPr>
+      <w:rPr>
+        <w:rFonts w:ascii="Symbol" w:hAnsi="Symbol" w:hint="default"/>
+      </w:rPr>
+    </w:lvl>
+    <w:lvl w:ilvl="7" w:tplc="04090003" w:tentative="1">
+      <w:start w:val="1"/>
+      <w:numFmt w:val="bullet"/>
+      <w:lvlText w:val="o"/>
+      <w:lvlJc w:val="left"/>
+      <w:pPr>
+        <w:ind w:left="5760" w:hanging="360"/>
+      </w:pPr>
+      <w:rPr>
+        <w:rFonts w:ascii="Courier New" w:hAnsi="Courier New" w:cs="Courier New" w:hint="default"/>
+      </w:rPr>
+    </w:lvl>
+    <w:lvl w:ilvl="8" w:tplc="04090005" w:tentative="1">
+      <w:start w:val="1"/>
+      <w:numFmt w:val="bullet"/>
+      <w:lvlText w:val=""/>
+      <w:lvlJc w:val="left"/>
+      <w:pPr>
+        <w:ind w:left="6480" w:hanging="360"/>
+      </w:pPr>
+      <w:rPr>
+        <w:rFonts w:ascii="Wingdings" w:hAnsi="Wingdings" w:hint="default"/>
+      </w:rPr>
+    </w:lvl>
+  </w:abstractNum>
+  <w:abstractNum w:abstractNumId="3" w15:restartNumberingAfterBreak="0">
+    <w:nsid w:val="21C37F47"/>
+    <w:multiLevelType w:val="multilevel"/>
+    <w:tmpl w:val="2A08DA46"/>
+    <w:lvl w:ilvl="0">
+      <w:start w:val="1"/>
+      <w:numFmt w:val="bullet"/>
+      <w:lvlText w:val=""/>
+      <w:lvlJc w:val="left"/>
+      <w:pPr>
+        <w:tabs>
+          <w:tab w:val="num" w:pos="720"/>
+        </w:tabs>
+        <w:ind w:left="720" w:hanging="360"/>
+      </w:pPr>
+      <w:rPr>
+        <w:rFonts w:ascii="Symbol" w:hAnsi="Symbol" w:hint="default"/>
+        <w:sz w:val="20"/>
+      </w:rPr>
+    </w:lvl>
+    <w:lvl w:ilvl="1" w:tentative="1">
+      <w:start w:val="1"/>
+      <w:numFmt w:val="bullet"/>
+      <w:lvlText w:val="o"/>
+      <w:lvlJc w:val="left"/>
+      <w:pPr>
+        <w:tabs>
+          <w:tab w:val="num" w:pos="1440"/>
+        </w:tabs>
+        <w:ind w:left="1440" w:hanging="360"/>
+      </w:pPr>
+      <w:rPr>
+        <w:rFonts w:ascii="Courier New" w:hAnsi="Courier New" w:hint="default"/>
+        <w:sz w:val="20"/>
+      </w:rPr>
+    </w:lvl>
+    <w:lvl w:ilvl="2" w:tentative="1">
+      <w:start w:val="1"/>
+      <w:numFmt w:val="bullet"/>
+      <w:lvlText w:val=""/>
+      <w:lvlJc w:val="left"/>
+      <w:pPr>
+        <w:tabs>
+          <w:tab w:val="num" w:pos="2160"/>
+        </w:tabs>
+        <w:ind w:left="2160" w:hanging="360"/>
+      </w:pPr>
+      <w:rPr>
+        <w:rFonts w:ascii="Wingdings" w:hAnsi="Wingdings" w:hint="default"/>
+        <w:sz w:val="20"/>
+      </w:rPr>
+    </w:lvl>
+    <w:lvl w:ilvl="3" w:tentative="1">
+      <w:start w:val="1"/>
+      <w:numFmt w:val="bullet"/>
+      <w:lvlText w:val=""/>
+      <w:lvlJc w:val="left"/>
+      <w:pPr>
+        <w:tabs>
+          <w:tab w:val="num" w:pos="2880"/>
+        </w:tabs>
+        <w:ind w:left="2880" w:hanging="360"/>
+      </w:pPr>
+      <w:rPr>
+        <w:rFonts w:ascii="Wingdings" w:hAnsi="Wingdings" w:hint="default"/>
+        <w:sz w:val="20"/>
+      </w:rPr>
+    </w:lvl>
+    <w:lvl w:ilvl="4" w:tentative="1">
+      <w:start w:val="1"/>
+      <w:numFmt w:val="bullet"/>
+      <w:lvlText w:val=""/>
+      <w:lvlJc w:val="left"/>
+      <w:pPr>
+        <w:tabs>
+          <w:tab w:val="num" w:pos="3600"/>
+        </w:tabs>
+        <w:ind w:left="3600" w:hanging="360"/>
+      </w:pPr>
+      <w:rPr>
+        <w:rFonts w:ascii="Wingdings" w:hAnsi="Wingdings" w:hint="default"/>
+        <w:sz w:val="20"/>
+      </w:rPr>
+    </w:lvl>
+    <w:lvl w:ilvl="5" w:tentative="1">
+      <w:start w:val="1"/>
+      <w:numFmt w:val="bullet"/>
+      <w:lvlText w:val=""/>
+      <w:lvlJc w:val="left"/>
+      <w:pPr>
+        <w:tabs>
+          <w:tab w:val="num" w:pos="4320"/>
+        </w:tabs>
+        <w:ind w:left="4320" w:hanging="360"/>
+      </w:pPr>
+      <w:rPr>
+        <w:rFonts w:ascii="Wingdings" w:hAnsi="Wingdings" w:hint="default"/>
+        <w:sz w:val="20"/>
+      </w:rPr>
+    </w:lvl>
+    <w:lvl w:ilvl="6" w:tentative="1">
+      <w:start w:val="1"/>
+      <w:numFmt w:val="bullet"/>
+      <w:lvlText w:val=""/>
+      <w:lvlJc w:val="left"/>
+      <w:pPr>
+        <w:tabs>
+          <w:tab w:val="num" w:pos="5040"/>
+        </w:tabs>
+        <w:ind w:left="5040" w:hanging="360"/>
+      </w:pPr>
+      <w:rPr>
+        <w:rFonts w:ascii="Wingdings" w:hAnsi="Wingdings" w:hint="default"/>
+        <w:sz w:val="20"/>
+      </w:rPr>
+    </w:lvl>
+    <w:lvl w:ilvl="7" w:tentative="1">
+      <w:start w:val="1"/>
+      <w:numFmt w:val="bullet"/>
+      <w:lvlText w:val=""/>
+      <w:lvlJc w:val="left"/>
+      <w:pPr>
+        <w:tabs>
+          <w:tab w:val="num" w:pos="5760"/>
+        </w:tabs>
+        <w:ind w:left="5760" w:hanging="360"/>
+      </w:pPr>
+      <w:rPr>
+        <w:rFonts w:ascii="Wingdings" w:hAnsi="Wingdings" w:hint="default"/>
+        <w:sz w:val="20"/>
+      </w:rPr>
+    </w:lvl>
+    <w:lvl w:ilvl="8" w:tentative="1">
+      <w:start w:val="1"/>
+      <w:numFmt w:val="bullet"/>
+      <w:lvlText w:val=""/>
+      <w:lvlJc w:val="left"/>
+      <w:pPr>
+        <w:tabs>
+          <w:tab w:val="num" w:pos="6480"/>
+        </w:tabs>
+        <w:ind w:left="6480" w:hanging="360"/>
+      </w:pPr>
+      <w:rPr>
+        <w:rFonts w:ascii="Wingdings" w:hAnsi="Wingdings" w:hint="default"/>
+        <w:sz w:val="20"/>
+      </w:rPr>
+    </w:lvl>
+  </w:abstractNum>
+  <w:abstractNum w:abstractNumId="4" w15:restartNumberingAfterBreak="0">
     <w:nsid w:val="3C443293"/>
     <w:multiLevelType w:val="multilevel"/>
     <w:tmpl w:val="B7F84328"/>
@@ -2493,7 +3389,7 @@
       </w:rPr>
     </w:lvl>
   </w:abstractNum>
-  <w:abstractNum w:abstractNumId="2" w15:restartNumberingAfterBreak="0">
+  <w:abstractNum w:abstractNumId="5" w15:restartNumberingAfterBreak="0">
     <w:nsid w:val="3D495C45"/>
     <w:multiLevelType w:val="multilevel"/>
     <w:tmpl w:val="0F14F1EA"/>
@@ -2642,7 +3538,7 @@
       </w:rPr>
     </w:lvl>
   </w:abstractNum>
-  <w:abstractNum w:abstractNumId="3" w15:restartNumberingAfterBreak="0">
+  <w:abstractNum w:abstractNumId="6" w15:restartNumberingAfterBreak="0">
     <w:nsid w:val="54F6375C"/>
     <w:multiLevelType w:val="multilevel"/>
     <w:tmpl w:val="E5DA9192"/>
@@ -2792,15 +3688,24 @@
     </w:lvl>
   </w:abstractNum>
   <w:num w:numId="1">
+    <w:abstractNumId w:val="4"/>
+  </w:num>
+  <w:num w:numId="2">
+    <w:abstractNumId w:val="6"/>
+  </w:num>
+  <w:num w:numId="3">
     <w:abstractNumId w:val="1"/>
   </w:num>
-  <w:num w:numId="2">
+  <w:num w:numId="4">
+    <w:abstractNumId w:val="5"/>
+  </w:num>
+  <w:num w:numId="5">
     <w:abstractNumId w:val="3"/>
   </w:num>
-  <w:num w:numId="3">
+  <w:num w:numId="6">
     <w:abstractNumId w:val="0"/>
   </w:num>
-  <w:num w:numId="4">
+  <w:num w:numId="7">
     <w:abstractNumId w:val="2"/>
   </w:num>
 </w:numbering>
@@ -2929,6 +3834,7 @@
     <w:lsdException w:name="HTML Sample" w:semiHidden="1" w:unhideWhenUsed="1"/>
     <w:lsdException w:name="HTML Typewriter" w:semiHidden="1" w:unhideWhenUsed="1"/>
     <w:lsdException w:name="HTML Variable" w:semiHidden="1" w:unhideWhenUsed="1"/>
+    <w:lsdException w:name="Normal Table" w:semiHidden="1" w:unhideWhenUsed="1"/>
     <w:lsdException w:name="annotation subject" w:semiHidden="1" w:unhideWhenUsed="1"/>
     <w:lsdException w:name="No List" w:semiHidden="1" w:unhideWhenUsed="1"/>
     <w:lsdException w:name="Outline List 1" w:semiHidden="1" w:unhideWhenUsed="1"/>
@@ -2975,8 +3881,10 @@
     <w:lsdException w:name="Table Subtle 2" w:semiHidden="1" w:unhideWhenUsed="1"/>
     <w:lsdException w:name="Table Web 1" w:semiHidden="1" w:unhideWhenUsed="1"/>
     <w:lsdException w:name="Table Web 2" w:semiHidden="1" w:unhideWhenUsed="1"/>
+    <w:lsdException w:name="Table Web 3" w:semiHidden="1" w:unhideWhenUsed="1"/>
     <w:lsdException w:name="Balloon Text" w:semiHidden="1" w:unhideWhenUsed="1"/>
     <w:lsdException w:name="Table Grid" w:uiPriority="39"/>
+    <w:lsdException w:name="Table Theme" w:semiHidden="1" w:unhideWhenUsed="1"/>
     <w:lsdException w:name="Placeholder Text" w:semiHidden="1"/>
     <w:lsdException w:name="No Spacing" w:uiPriority="1" w:qFormat="1"/>
     <w:lsdException w:name="Light Shading" w:uiPriority="60"/>
@@ -3359,6 +4267,28 @@
       <w:szCs w:val="26"/>
     </w:rPr>
   </w:style>
+  <w:style w:type="character" w:styleId="Textoennegrita">
+    <w:name w:val="Strong"/>
+    <w:basedOn w:val="Fuentedeprrafopredeter"/>
+    <w:uiPriority w:val="22"/>
+    <w:qFormat/>
+    <w:rsid w:val="00A20314"/>
+    <w:rPr>
+      <w:b/>
+      <w:bCs/>
+    </w:rPr>
+  </w:style>
+  <w:style w:type="character" w:styleId="nfasis">
+    <w:name w:val="Emphasis"/>
+    <w:basedOn w:val="Fuentedeprrafopredeter"/>
+    <w:uiPriority w:val="20"/>
+    <w:qFormat/>
+    <w:rsid w:val="00A20314"/>
+    <w:rPr>
+      <w:i/>
+      <w:iCs/>
+    </w:rPr>
+  </w:style>
 </w:styles>
 </file>
 
